--- a/高中数学/高中数学同步/人教B版选必1 第2章 平面解析几何·衔接件（13题）.docx
+++ b/高中数学/高中数学同步/人教B版选必1 第2章 平面解析几何·衔接件（13题）.docx
@@ -18205,7 +18205,7 @@
       <w:footerReference w:type="default" r:id="rId5"/>
       <w:pgSz w:w="11906" w:h="16838"/>
       <w:pgMar w:top="850" w:right="850" w:bottom="850" w:left="850" w:header="283" w:footer="850" w:gutter="0"/>
-      <w:pgNumType w:start="1"/>
+      <w:pgNumType w:start="144"/>
     </w:sectPr>
   </w:body>
 </w:document>
@@ -18213,12 +18213,13 @@
 
 <file path=word/footer1.xml><?xml version="1.0" encoding="utf-8"?>
 <w:ftr xmlns:w="http://schemas.openxmlformats.org/wordprocessingml/2006/main" xmlns:m="http://schemas.openxmlformats.org/officeDocument/2006/math" xmlns:r="http://schemas.openxmlformats.org/officeDocument/2006/relationships">
-  <w:p>
+  <w:p xmlns:w="http://schemas.openxmlformats.org/wordprocessingml/2006/main">
     <w:pPr>
       <w:jc w:val="left"/>
     </w:pPr>
     <w:r>
       <w:rPr>
+        <w:rFonts w:ascii="Times New Roman" w:hAnsi="Times New Roman" w:eastAsia="宋体" w:cs="Times New Roman"/>
         <w:sz w:val="21"/>
         <w:szCs w:val="21"/>
       </w:rPr>
@@ -18250,7 +18251,7 @@
         <w:sz w:val="21"/>
         <w:szCs w:val="21"/>
       </w:rPr>
-      <w:t>1</w:t>
+      <w:t>144</w:t>
     </w:r>
     <w:r>
       <w:rPr>
@@ -18261,13 +18262,15 @@
     </w:r>
     <w:r>
       <w:rPr>
+        <w:rFonts w:ascii="Times New Roman" w:hAnsi="Times New Roman" w:eastAsia="宋体" w:cs="Times New Roman"/>
         <w:sz w:val="21"/>
         <w:szCs w:val="21"/>
       </w:rPr>
-      <w:t xml:space="preserve">/1页</w:t>
+      <w:t xml:space="preserve">/365页</w:t>
     </w:r>
     <w:r>
       <w:rPr>
+        <w:rFonts w:ascii="Times New Roman" w:hAnsi="Times New Roman" w:eastAsia="宋体" w:cs="Times New Roman"/>
         <w:sz w:val="21"/>
         <w:szCs w:val="21"/>
       </w:rPr>
@@ -18275,6 +18278,7 @@
     </w:r>
     <w:r>
       <w:rPr>
+        <w:rFonts w:ascii="Times New Roman" w:hAnsi="Times New Roman" w:eastAsia="宋体" w:cs="Times New Roman"/>
         <w:sz w:val="21"/>
         <w:szCs w:val="21"/>
       </w:rPr>
@@ -18282,10 +18286,11 @@
     </w:r>
     <w:r>
       <w:rPr>
+        <w:rFonts w:ascii="Times New Roman" w:hAnsi="Times New Roman" w:eastAsia="宋体" w:cs="Times New Roman"/>
         <w:sz w:val="21"/>
         <w:szCs w:val="21"/>
       </w:rPr>
-      <w:t xml:space="preserve">（位于1–1页·共1页）</w:t>
+      <w:t xml:space="preserve">（位于144–147页·共4页）</w:t>
     </w:r>
   </w:p>
 </w:ftr>

--- a/高中数学/高中数学同步/人教B版选必1 第2章 平面解析几何·衔接件（13题）.docx
+++ b/高中数学/高中数学同步/人教B版选必1 第2章 平面解析几何·衔接件（13题）.docx
@@ -399,7 +399,22 @@
         </m:r>
       </m:oMath>
       <w:r>
-        <w:t>方程有两个不相等的实数根</w:t>
+        <w:rPr/>
+        <w:t xml:space="preserve">方程有两个</w:t>
+      </w:r>
+      <w:r>
+        <w:rPr/>
+        <w:t xml:space="preserve">＿＿</w:t>
+      </w:r>
+      <w:r>
+        <w:rPr>
+          <w:shd w:val="clear" w:color="auto" w:fill="C9C9C9"/>
+        </w:rPr>
+        <w:t xml:space="preserve">不相等</w:t>
+      </w:r>
+      <w:r>
+        <w:rPr/>
+        <w:t xml:space="preserve">的实数根</w:t>
       </w:r>
       <w:r>
         <w:t xml:space="preserve">: </w:t>
@@ -674,7 +689,22 @@
         </m:r>
       </m:oMath>
       <w:r>
-        <w:t>方程有两个相等的实数根</w:t>
+        <w:rPr/>
+        <w:t xml:space="preserve">方程有两个</w:t>
+      </w:r>
+      <w:r>
+        <w:rPr/>
+        <w:t xml:space="preserve">＿＿</w:t>
+      </w:r>
+      <w:r>
+        <w:rPr>
+          <w:shd w:val="clear" w:color="auto" w:fill="C9C9C9"/>
+        </w:rPr>
+        <w:t xml:space="preserve">相等</w:t>
+      </w:r>
+      <w:r>
+        <w:rPr/>
+        <w:t xml:space="preserve">的实数根</w:t>
       </w:r>
       <w:r>
         <w:t xml:space="preserve">: </w:t>
@@ -801,7 +831,22 @@
         </m:r>
       </m:oMath>
       <w:r>
-        <w:t>方程没有实数根</w:t>
+        <w:rPr/>
+        <w:t xml:space="preserve">方程</w:t>
+      </w:r>
+      <w:r>
+        <w:rPr/>
+        <w:t xml:space="preserve">＿＿</w:t>
+      </w:r>
+      <w:r>
+        <w:rPr>
+          <w:shd w:val="clear" w:color="auto" w:fill="C9C9C9"/>
+        </w:rPr>
+        <w:t xml:space="preserve">没有</w:t>
+      </w:r>
+      <w:r>
+        <w:rPr/>
+        <w:t xml:space="preserve">实数根</w:t>
       </w:r>
       <w:r>
         <w:t>.</w:t>
@@ -2076,12 +2121,17 @@
       <w:r>
         <w:t>，那么</w:t>
       </w:r>
+      <w:r>
+        <w:rPr/>
+        <w:t xml:space="preserve">＿＿</w:t>
+      </w:r>
       <m:oMath>
         <m:sSub>
           <m:e>
             <m:r>
               <w:rPr>
                 <w:rFonts w:ascii="Cambria Math" w:eastAsia="宋体" w:hAnsi="Cambria Math" w:cs="Cambria Math"/>
+                <w:shd w:val="clear" w:color="auto" w:fill="C9C9C9"/>
               </w:rPr>
               <m:t>x</m:t>
             </m:r>
@@ -2090,6 +2140,7 @@
             <m:r>
               <w:rPr>
                 <w:rFonts w:ascii="Cambria Math" w:eastAsia="宋体" w:hAnsi="Cambria Math" w:cs="Cambria Math"/>
+                <w:shd w:val="clear" w:color="auto" w:fill="C9C9C9"/>
               </w:rPr>
               <m:t>1</m:t>
             </m:r>
@@ -2098,6 +2149,7 @@
         <m:r>
           <w:rPr>
             <w:rFonts w:ascii="Cambria Math" w:eastAsia="宋体" w:hAnsi="Cambria Math" w:cs="Cambria Math"/>
+            <w:shd w:val="clear" w:color="auto" w:fill="C9C9C9"/>
           </w:rPr>
           <m:t>+</m:t>
         </m:r>
@@ -2106,6 +2158,7 @@
             <m:r>
               <w:rPr>
                 <w:rFonts w:ascii="Cambria Math" w:eastAsia="宋体" w:hAnsi="Cambria Math" w:cs="Cambria Math"/>
+                <w:shd w:val="clear" w:color="auto" w:fill="C9C9C9"/>
               </w:rPr>
               <m:t>x</m:t>
             </m:r>
@@ -2114,6 +2167,7 @@
             <m:r>
               <w:rPr>
                 <w:rFonts w:ascii="Cambria Math" w:eastAsia="宋体" w:hAnsi="Cambria Math" w:cs="Cambria Math"/>
+                <w:shd w:val="clear" w:color="auto" w:fill="C9C9C9"/>
               </w:rPr>
               <m:t>2</m:t>
             </m:r>
@@ -2122,12 +2176,14 @@
         <m:r>
           <w:rPr>
             <w:rFonts w:ascii="Cambria Math" w:eastAsia="宋体" w:hAnsi="Cambria Math" w:cs="Cambria Math"/>
+            <w:shd w:val="clear" w:color="auto" w:fill="C9C9C9"/>
           </w:rPr>
           <m:t>=</m:t>
         </m:r>
         <m:r>
           <w:rPr>
             <w:rFonts w:ascii="Cambria Math" w:eastAsia="宋体" w:hAnsi="Cambria Math" w:cs="Cambria Math"/>
+            <w:shd w:val="clear" w:color="auto" w:fill="C9C9C9"/>
           </w:rPr>
           <m:t>-</m:t>
         </m:r>
@@ -2136,6 +2192,7 @@
             <m:r>
               <w:rPr>
                 <w:rFonts w:ascii="Cambria Math" w:eastAsia="宋体" w:hAnsi="Cambria Math" w:cs="Cambria Math"/>
+                <w:shd w:val="clear" w:color="auto" w:fill="C9C9C9"/>
               </w:rPr>
               <m:t>b</m:t>
             </m:r>
@@ -2144,6 +2201,7 @@
             <m:r>
               <w:rPr>
                 <w:rFonts w:ascii="Cambria Math" w:eastAsia="宋体" w:hAnsi="Cambria Math" w:cs="Cambria Math"/>
+                <w:shd w:val="clear" w:color="auto" w:fill="C9C9C9"/>
               </w:rPr>
               <m:t>a</m:t>
             </m:r>
@@ -2153,12 +2211,17 @@
       <w:r>
         <w:t>，</w:t>
       </w:r>
+      <w:r>
+        <w:rPr/>
+        <w:t xml:space="preserve">＿＿</w:t>
+      </w:r>
       <m:oMath>
         <m:sSub>
           <m:e>
             <m:r>
               <w:rPr>
                 <w:rFonts w:ascii="Cambria Math" w:eastAsia="宋体" w:hAnsi="Cambria Math" w:cs="Cambria Math"/>
+                <w:shd w:val="clear" w:color="auto" w:fill="C9C9C9"/>
               </w:rPr>
               <m:t>x</m:t>
             </m:r>
@@ -2167,6 +2230,7 @@
             <m:r>
               <w:rPr>
                 <w:rFonts w:ascii="Cambria Math" w:eastAsia="宋体" w:hAnsi="Cambria Math" w:cs="Cambria Math"/>
+                <w:shd w:val="clear" w:color="auto" w:fill="C9C9C9"/>
               </w:rPr>
               <m:t>1</m:t>
             </m:r>
@@ -2177,6 +2241,7 @@
             <m:r>
               <w:rPr>
                 <w:rFonts w:ascii="Cambria Math" w:eastAsia="宋体" w:hAnsi="Cambria Math" w:cs="Cambria Math"/>
+                <w:shd w:val="clear" w:color="auto" w:fill="C9C9C9"/>
               </w:rPr>
               <m:t>x</m:t>
             </m:r>
@@ -2185,6 +2250,7 @@
             <m:r>
               <w:rPr>
                 <w:rFonts w:ascii="Cambria Math" w:eastAsia="宋体" w:hAnsi="Cambria Math" w:cs="Cambria Math"/>
+                <w:shd w:val="clear" w:color="auto" w:fill="C9C9C9"/>
               </w:rPr>
               <m:t>2</m:t>
             </m:r>
@@ -2193,6 +2259,7 @@
         <m:r>
           <w:rPr>
             <w:rFonts w:ascii="Cambria Math" w:eastAsia="宋体" w:hAnsi="Cambria Math" w:cs="Cambria Math"/>
+            <w:shd w:val="clear" w:color="auto" w:fill="C9C9C9"/>
           </w:rPr>
           <m:t>=</m:t>
         </m:r>
@@ -2201,6 +2268,7 @@
             <m:r>
               <w:rPr>
                 <w:rFonts w:ascii="Cambria Math" w:eastAsia="宋体" w:hAnsi="Cambria Math" w:cs="Cambria Math"/>
+                <w:shd w:val="clear" w:color="auto" w:fill="C9C9C9"/>
               </w:rPr>
               <m:t>c</m:t>
             </m:r>
@@ -2209,6 +2277,7 @@
             <m:r>
               <w:rPr>
                 <w:rFonts w:ascii="Cambria Math" w:eastAsia="宋体" w:hAnsi="Cambria Math" w:cs="Cambria Math"/>
+                <w:shd w:val="clear" w:color="auto" w:fill="C9C9C9"/>
               </w:rPr>
               <m:t>a</m:t>
             </m:r>
@@ -2222,7 +2291,18 @@
     <w:p>
       <w:pPr/>
       <w:r>
-        <w:t>这个结论称为韦达定理</w:t>
+        <w:rPr/>
+        <w:t xml:space="preserve">这个结论称为</w:t>
+      </w:r>
+      <w:r>
+        <w:rPr/>
+        <w:t xml:space="preserve">＿＿</w:t>
+      </w:r>
+      <w:r>
+        <w:rPr>
+          <w:shd w:val="clear" w:color="auto" w:fill="C9C9C9"/>
+        </w:rPr>
+        <w:t xml:space="preserve">韦达定理</w:t>
       </w:r>
       <w:r>
         <w:t>.</w:t>

--- a/高中数学/高中数学同步/人教B版选必1 第2章 平面解析几何·衔接件（13题）.docx
+++ b/高中数学/高中数学同步/人教B版选必1 第2章 平面解析几何·衔接件（13题）.docx
@@ -18,6 +18,7 @@
     </w:p>
     <w:p>
       <w:pPr>
+        <w:pStyle w:val="Heading3"/>
         <w:jc w:val="left"/>
       </w:pPr>
       <w:r>
@@ -18382,6 +18383,9 @@
     <w:pPr>
       <w:pStyle w:val="a"/>
       <w:spacing w:before="0" w:after="0" w:line="288" w:lineRule="auto"/>
+      <w:tabs>
+        <w:tab w:val="right" w:pos="10206"/>
+      </w:tabs>
       <w:jc w:val="left"/>
     </w:pPr>
     <w:r>
@@ -18390,6 +18394,48 @@
         <w:szCs w:val="18"/>
       </w:rPr>
       <w:t xml:space="preserve">羿郭工作室·人教B版选必1 第2章 平面解析几何·衔接</w:t>
+    </w:r>
+    <w:r>
+      <w:rPr>
+        <w:sz w:val="18"/>
+        <w:szCs w:val="18"/>
+      </w:rPr>
+      <w:tab/>
+    </w:r>
+    <w:r>
+      <w:rPr>
+        <w:sz w:val="18"/>
+        <w:szCs w:val="18"/>
+      </w:rPr>
+      <w:fldChar w:fldCharType="begin"/>
+    </w:r>
+    <w:r>
+      <w:rPr>
+        <w:sz w:val="18"/>
+        <w:szCs w:val="18"/>
+      </w:rPr>
+      <w:instrText xml:space="preserve"> STYLEREF "标题 3" </w:instrText>
+    </w:r>
+    <w:r>
+      <w:rPr>
+        <w:sz w:val="18"/>
+        <w:szCs w:val="18"/>
+      </w:rPr>
+      <w:fldChar w:fldCharType="separate"/>
+    </w:r>
+    <w:r>
+      <w:rPr>
+        <w:sz w:val="18"/>
+        <w:szCs w:val="18"/>
+      </w:rPr>
+      <w:t xml:space="preserve">2.8 直线与圆锥曲线的位置关系</w:t>
+    </w:r>
+    <w:r>
+      <w:rPr>
+        <w:sz w:val="18"/>
+        <w:szCs w:val="18"/>
+      </w:rPr>
+      <w:fldChar w:fldCharType="end"/>
     </w:r>
   </w:p>
 </w:hdr>
@@ -18416,5 +18462,18 @@
     <w:name w:val="Normal"/>
     <w:qFormat/>
   </w:style>
+  <w:style w:type="paragraph" w:styleId="Heading3">
+    <w:name w:val="heading 3"/>
+    <w:basedOn w:val="a"/>
+    <w:qFormat/>
+    <w:pPr>
+      <w:outlineLvl w:val="2"/>
+    </w:pPr>
+    <w:rPr>
+      <w:rFonts w:ascii="Times New Roman" w:hAnsi="Times New Roman" w:eastAsia="宋体" w:cs="Times New Roman"/>
+      <w:b/>
+      <w:sz w:val="24"/>
+    </w:rPr>
+  </w:style>
 </w:styles>
 </file>
--- a/高中数学/高中数学同步/人教B版选必1 第2章 平面解析几何·衔接件（13题）.docx
+++ b/高中数学/高中数学同步/人教B版选必1 第2章 平面解析几何·衔接件（13题）.docx
@@ -18286,7 +18286,7 @@
       <w:footerReference w:type="default" r:id="rId5"/>
       <w:pgSz w:w="11906" w:h="16838"/>
       <w:pgMar w:top="850" w:right="850" w:bottom="850" w:left="850" w:header="283" w:footer="850" w:gutter="0"/>
-      <w:pgNumType w:start="144"/>
+      <w:pgNumType w:start="192"/>
     </w:sectPr>
   </w:body>
 </w:document>
@@ -18308,6 +18308,7 @@
     </w:r>
     <w:r>
       <w:rPr>
+        <w:rFonts w:ascii="Times New Roman" w:hAnsi="Times New Roman" w:eastAsia="宋体" w:cs="Times New Roman"/>
         <w:sz w:val="21"/>
         <w:szCs w:val="21"/>
       </w:rPr>
@@ -18315,6 +18316,7 @@
     </w:r>
     <w:r>
       <w:rPr>
+        <w:rFonts w:ascii="Times New Roman" w:hAnsi="Times New Roman" w:eastAsia="宋体" w:cs="Times New Roman"/>
         <w:sz w:val="21"/>
         <w:szCs w:val="21"/>
       </w:rPr>
@@ -18322,6 +18324,7 @@
     </w:r>
     <w:r>
       <w:rPr>
+        <w:rFonts w:ascii="Times New Roman" w:hAnsi="Times New Roman" w:eastAsia="宋体" w:cs="Times New Roman"/>
         <w:sz w:val="21"/>
         <w:szCs w:val="21"/>
       </w:rPr>
@@ -18329,13 +18332,15 @@
     </w:r>
     <w:r>
       <w:rPr>
+        <w:rFonts w:ascii="Times New Roman" w:hAnsi="Times New Roman" w:eastAsia="宋体" w:cs="Times New Roman"/>
         <w:sz w:val="21"/>
         <w:szCs w:val="21"/>
       </w:rPr>
-      <w:t>144</w:t>
+      <w:t>192</w:t>
     </w:r>
     <w:r>
       <w:rPr>
+        <w:rFonts w:ascii="Times New Roman" w:hAnsi="Times New Roman" w:eastAsia="宋体" w:cs="Times New Roman"/>
         <w:sz w:val="21"/>
         <w:szCs w:val="21"/>
       </w:rPr>
@@ -18347,7 +18352,7 @@
         <w:sz w:val="21"/>
         <w:szCs w:val="21"/>
       </w:rPr>
-      <w:t xml:space="preserve">/365页</w:t>
+      <w:t xml:space="preserve">/433页</w:t>
     </w:r>
     <w:r>
       <w:rPr>
@@ -18371,7 +18376,7 @@
         <w:sz w:val="21"/>
         <w:szCs w:val="21"/>
       </w:rPr>
-      <w:t xml:space="preserve">（位于144–147页·共4页）</w:t>
+      <w:t xml:space="preserve">（位于192–195页·共4页）</w:t>
     </w:r>
   </w:p>
 </w:ftr>

--- a/高中数学/高中数学同步/人教B版选必1 第2章 平面解析几何·衔接件（13题）.docx
+++ b/高中数学/高中数学同步/人教B版选必1 第2章 平面解析几何·衔接件（13题）.docx
@@ -20347,7 +20347,7 @@
       <w:footerReference w:type="default" r:id="rId5"/>
       <w:pgSz w:w="11906" w:h="16838"/>
       <w:pgMar w:top="850" w:right="850" w:bottom="850" w:left="850" w:header="283" w:footer="850" w:gutter="0"/>
-      <w:pgNumType w:start="192"/>
+      <w:pgNumType w:start="1"/>
     </w:sectPr>
   </w:body>
 </w:document>
@@ -20362,82 +20362,74 @@
     <w:r>
       <w:rPr>
         <w:rFonts w:ascii="Times New Roman" w:hAnsi="Times New Roman" w:eastAsia="宋体" w:cs="Times New Roman"/>
-        <w:sz w:val="21"/>
-        <w:szCs w:val="21"/>
+        <w:sz w:val="18"/>
+        <w:szCs w:val="18"/>
       </w:rPr>
-      <w:t xml:space="preserve">全册第</w:t>
+      <w:t xml:space="preserve">第2章·衔接（共4页）</w:t>
     </w:r>
     <w:r>
       <w:rPr>
         <w:rFonts w:ascii="Times New Roman" w:hAnsi="Times New Roman" w:eastAsia="宋体" w:cs="Times New Roman"/>
-        <w:sz w:val="21"/>
-        <w:szCs w:val="21"/>
+        <w:sz w:val="18"/>
+        <w:szCs w:val="18"/>
+      </w:rPr>
+      <w:t xml:space="preserve">　</w:t>
+    </w:r>
+    <w:r>
+      <w:rPr>
+        <w:rFonts w:ascii="Times New Roman" w:hAnsi="Times New Roman" w:eastAsia="宋体" w:cs="Times New Roman"/>
+        <w:sz w:val="18"/>
+        <w:szCs w:val="18"/>
+      </w:rPr>
+      <w:t xml:space="preserve">第</w:t>
+    </w:r>
+    <w:r>
+      <w:rPr>
+        <w:rFonts w:ascii="Times New Roman" w:hAnsi="Times New Roman" w:eastAsia="宋体" w:cs="Times New Roman"/>
+        <w:sz w:val="18"/>
+        <w:szCs w:val="18"/>
       </w:rPr>
       <w:fldChar w:fldCharType="begin"/>
     </w:r>
     <w:r>
       <w:rPr>
         <w:rFonts w:ascii="Times New Roman" w:hAnsi="Times New Roman" w:eastAsia="宋体" w:cs="Times New Roman"/>
-        <w:sz w:val="21"/>
-        <w:szCs w:val="21"/>
+        <w:sz w:val="18"/>
+        <w:szCs w:val="18"/>
       </w:rPr>
       <w:instrText xml:space="preserve"> PAGE </w:instrText>
     </w:r>
     <w:r>
       <w:rPr>
         <w:rFonts w:ascii="Times New Roman" w:hAnsi="Times New Roman" w:eastAsia="宋体" w:cs="Times New Roman"/>
-        <w:sz w:val="21"/>
-        <w:szCs w:val="21"/>
+        <w:sz w:val="18"/>
+        <w:szCs w:val="18"/>
       </w:rPr>
       <w:fldChar w:fldCharType="separate"/>
     </w:r>
     <w:r>
       <w:rPr>
         <w:rFonts w:ascii="Times New Roman" w:hAnsi="Times New Roman" w:eastAsia="宋体" w:cs="Times New Roman"/>
-        <w:sz w:val="21"/>
-        <w:szCs w:val="21"/>
+        <w:sz w:val="18"/>
+        <w:szCs w:val="18"/>
       </w:rPr>
-      <w:t>192</w:t>
+      <w:t xml:space="preserve">1</w:t>
     </w:r>
     <w:r>
       <w:rPr>
         <w:rFonts w:ascii="Times New Roman" w:hAnsi="Times New Roman" w:eastAsia="宋体" w:cs="Times New Roman"/>
-        <w:sz w:val="21"/>
-        <w:szCs w:val="21"/>
+        <w:sz w:val="18"/>
+        <w:szCs w:val="18"/>
       </w:rPr>
       <w:fldChar w:fldCharType="end"/>
     </w:r>
     <w:r>
       <w:rPr>
         <w:rFonts w:ascii="Times New Roman" w:hAnsi="Times New Roman" w:eastAsia="宋体" w:cs="Times New Roman"/>
-        <w:sz w:val="21"/>
-        <w:szCs w:val="21"/>
+        <w:sz w:val="18"/>
+        <w:szCs w:val="18"/>
       </w:rPr>
-      <w:t xml:space="preserve">/433页</w:t>
-    </w:r>
-    <w:r>
-      <w:rPr>
-        <w:rFonts w:ascii="Times New Roman" w:hAnsi="Times New Roman" w:eastAsia="宋体" w:cs="Times New Roman"/>
-        <w:sz w:val="21"/>
-        <w:szCs w:val="21"/>
-      </w:rPr>
-      <w:t xml:space="preserve">　</w:t>
-    </w:r>
-    <w:r>
-      <w:rPr>
-        <w:rFonts w:ascii="Times New Roman" w:hAnsi="Times New Roman" w:eastAsia="宋体" w:cs="Times New Roman"/>
-        <w:sz w:val="21"/>
-        <w:szCs w:val="21"/>
-      </w:rPr>
-      <w:t xml:space="preserve">第2章·衔接</w:t>
-    </w:r>
-    <w:r>
-      <w:rPr>
-        <w:rFonts w:ascii="Times New Roman" w:hAnsi="Times New Roman" w:eastAsia="宋体" w:cs="Times New Roman"/>
-        <w:sz w:val="21"/>
-        <w:szCs w:val="21"/>
-      </w:rPr>
-      <w:t xml:space="preserve">（位于192–195页·共4页）</w:t>
+      <w:t xml:space="preserve">页</w:t>
     </w:r>
   </w:p>
 </w:ftr>
@@ -20449,9 +20441,6 @@
     <w:pPr>
       <w:pStyle w:val="a"/>
       <w:spacing w:before="0" w:after="0" w:line="288" w:lineRule="auto"/>
-      <w:tabs>
-        <w:tab w:val="right" w:pos="10206"/>
-      </w:tabs>
       <w:jc w:val="left"/>
     </w:pPr>
     <w:r>
@@ -20460,48 +20449,6 @@
         <w:szCs w:val="18"/>
       </w:rPr>
       <w:t xml:space="preserve">羿郭工作室·人教B版选必1 第2章 平面解析几何·衔接</w:t>
-    </w:r>
-    <w:r>
-      <w:rPr>
-        <w:sz w:val="18"/>
-        <w:szCs w:val="18"/>
-      </w:rPr>
-      <w:tab/>
-    </w:r>
-    <w:r>
-      <w:rPr>
-        <w:sz w:val="18"/>
-        <w:szCs w:val="18"/>
-      </w:rPr>
-      <w:fldChar w:fldCharType="begin"/>
-    </w:r>
-    <w:r>
-      <w:rPr>
-        <w:sz w:val="18"/>
-        <w:szCs w:val="18"/>
-      </w:rPr>
-      <w:instrText xml:space="preserve"> STYLEREF "标题 3" </w:instrText>
-    </w:r>
-    <w:r>
-      <w:rPr>
-        <w:sz w:val="18"/>
-        <w:szCs w:val="18"/>
-      </w:rPr>
-      <w:fldChar w:fldCharType="separate"/>
-    </w:r>
-    <w:r>
-      <w:rPr>
-        <w:sz w:val="18"/>
-        <w:szCs w:val="18"/>
-      </w:rPr>
-      <w:t xml:space="preserve">2.8 直线与圆锥曲线的位置关系</w:t>
-    </w:r>
-    <w:r>
-      <w:rPr>
-        <w:sz w:val="18"/>
-        <w:szCs w:val="18"/>
-      </w:rPr>
-      <w:fldChar w:fldCharType="end"/>
     </w:r>
   </w:p>
 </w:hdr>

--- a/高中数学/高中数学同步/人教B版选必1 第2章 平面解析几何·衔接件（13题）.docx
+++ b/高中数学/高中数学同步/人教B版选必1 第2章 平面解析几何·衔接件（13题）.docx
@@ -21046,7 +21046,7 @@
         <w:sz w:val="18"/>
         <w:szCs w:val="18"/>
       </w:rPr>
-      <w:t xml:space="preserve">（共N页）</w:t>
+      <w:t xml:space="preserve">（共5页）</w:t>
     </w:r>
     <w:r>
       <w:rPr>
@@ -21176,7 +21176,7 @@
         <w:sz w:val="18"/>
         <w:szCs w:val="18"/>
       </w:rPr>
-      <w:t xml:space="preserve">（共N页）</w:t>
+      <w:t xml:space="preserve">（共5页）</w:t>
     </w:r>
     <w:r>
       <w:rPr>

--- a/高中数学/高中数学同步/人教B版选必1 第2章 平面解析几何·衔接件（13题）.docx
+++ b/高中数学/高中数学同步/人教B版选必1 第2章 平面解析几何·衔接件（13题）.docx
@@ -16,6 +16,7 @@
           <w:type w:val="continuous"/>
           <w:pgSz w:w="11906" w:h="16838"/>
           <w:pgMar w:top="850" w:right="850" w:bottom="850" w:left="850" w:header="283" w:footer="850" w:gutter="0"/>
+          <w:pgNumType w:start="1"/>
           <w:cols w:num="1"/>
         </w:sectPr>
       </w:pPr>
@@ -21080,7 +21081,6 @@
     <w:sectPr>
       <w:pgSz w:w="11906" w:h="16838"/>
       <w:pgMar w:top="850" w:right="850" w:bottom="850" w:left="850" w:header="283" w:footer="850" w:gutter="0"/>
-      <w:pgNumType w:start="1"/>
       <w:cols w:num="2" w:space="425" w:sep="1"/>
     </w:sectPr>
   </w:body>
@@ -21107,7 +21107,7 @@
         <w:sz w:val="18"/>
         <w:szCs w:val="18"/>
       </w:rPr>
-      <w:t xml:space="preserve">（共5页）</w:t>
+      <w:t xml:space="preserve">（共6页）·本4/共6本</w:t>
     </w:r>
     <w:r>
       <w:rPr>
@@ -21237,7 +21237,7 @@
         <w:sz w:val="18"/>
         <w:szCs w:val="18"/>
       </w:rPr>
-      <w:t xml:space="preserve">（共5页）</w:t>
+      <w:t xml:space="preserve">（共6页）·本4/共6本</w:t>
     </w:r>
     <w:r>
       <w:rPr>

--- a/高中数学/高中数学同步/人教B版选必1 第2章 平面解析几何·衔接件（13题）.docx
+++ b/高中数学/高中数学同步/人教B版选必1 第2章 平面解析几何·衔接件（13题）.docx
@@ -69,6 +69,23 @@
           <w:szCs w:val="28"/>
         </w:rPr>
         <w:t>直线与圆锥曲线的位置关系</w:t>
+      </w:r>
+      <w:r>
+        <w:rPr>
+          <w:b/>
+          <w:bCs/>
+          <w:sz w:val="28"/>
+          <w:szCs w:val="28"/>
+        </w:rPr>
+        <w:t>　</w:t>
+      </w:r>
+      <w:r>
+        <w:rPr>
+          <w:rFonts w:ascii="Times New Roman" w:hAnsi="Times New Roman" w:eastAsia="宋体" w:cs="Times New Roman"/>
+          <w:sz w:val="24"/>
+          <w:szCs w:val="24"/>
+        </w:rPr>
+        <w:t>本节13题</w:t>
       </w:r>
     </w:p>
     <w:p>
@@ -2783,14 +2800,14 @@
           <w:sz w:val="24"/>
           <w:szCs w:val="24"/>
         </w:rPr>
-        <w:t xml:space="preserve"> </w:t>
-      </w:r>
-      <w:r>
-        <w:rPr>
-          <w:sz w:val="24"/>
-          <w:szCs w:val="24"/>
-        </w:rPr>
-        <w:t xml:space="preserve"> </w:t>
+        <w:t xml:space="preserve"/>
+      </w:r>
+      <w:r>
+        <w:rPr>
+          <w:sz w:val="24"/>
+          <w:szCs w:val="24"/>
+        </w:rPr>
+        <w:t xml:space="preserve"/>
       </w:r>
       <w:r>
         <w:rPr>
@@ -2804,7 +2821,7 @@
           <w:sz w:val="24"/>
           <w:szCs w:val="24"/>
         </w:rPr>
-        <w:t xml:space="preserve"> (2)</w:t>
+        <w:t xml:space="preserve">(2)</w:t>
       </w:r>
       <m:oMath>
         <m:d>
@@ -2869,14 +2886,14 @@
           <w:sz w:val="24"/>
           <w:szCs w:val="24"/>
         </w:rPr>
-        <w:t xml:space="preserve"> </w:t>
-      </w:r>
-      <w:r>
-        <w:rPr>
-          <w:sz w:val="24"/>
-          <w:szCs w:val="24"/>
-        </w:rPr>
-        <w:t xml:space="preserve"> </w:t>
+        <w:t xml:space="preserve"/>
+      </w:r>
+      <w:r>
+        <w:rPr>
+          <w:sz w:val="24"/>
+          <w:szCs w:val="24"/>
+        </w:rPr>
+        <w:t xml:space="preserve"/>
       </w:r>
       <w:r>
         <w:rPr>
@@ -2947,14 +2964,14 @@
           <w:sz w:val="24"/>
           <w:szCs w:val="24"/>
         </w:rPr>
-        <w:t xml:space="preserve"> </w:t>
-      </w:r>
-      <w:r>
-        <w:rPr>
-          <w:sz w:val="24"/>
-          <w:szCs w:val="24"/>
-        </w:rPr>
-        <w:t xml:space="preserve"> </w:t>
+        <w:t xml:space="preserve"/>
+      </w:r>
+      <w:r>
+        <w:rPr>
+          <w:sz w:val="24"/>
+          <w:szCs w:val="24"/>
+        </w:rPr>
+        <w:t xml:space="preserve"/>
       </w:r>
       <w:r>
         <w:rPr>
@@ -3026,7 +3043,7 @@
           <w:sz w:val="24"/>
           <w:szCs w:val="24"/>
         </w:rPr>
-        <w:t xml:space="preserve"> (4)</w:t>
+        <w:t xml:space="preserve">(4)</w:t>
       </w:r>
       <m:oMath>
         <m:f>
@@ -3103,14 +3120,14 @@
           <w:sz w:val="24"/>
           <w:szCs w:val="24"/>
         </w:rPr>
-        <w:t xml:space="preserve"> </w:t>
-      </w:r>
-      <w:r>
-        <w:rPr>
-          <w:sz w:val="24"/>
-          <w:szCs w:val="24"/>
-        </w:rPr>
-        <w:t xml:space="preserve"> </w:t>
+        <w:t xml:space="preserve"/>
+      </w:r>
+      <w:r>
+        <w:rPr>
+          <w:sz w:val="24"/>
+          <w:szCs w:val="24"/>
+        </w:rPr>
+        <w:t xml:space="preserve"/>
       </w:r>
       <w:r>
         <w:rPr>
@@ -6578,7 +6595,7 @@
           <w:sz w:val="24"/>
           <w:szCs w:val="24"/>
         </w:rPr>
-        <w:t xml:space="preserve"> </w:t>
+        <w:t xml:space="preserve"/>
       </w:r>
     </w:p>
     <w:p>
@@ -6960,7 +6977,7 @@
           <w:sz w:val="24"/>
           <w:szCs w:val="24"/>
         </w:rPr>
-        <w:t xml:space="preserve"> </w:t>
+        <w:t xml:space="preserve"/>
       </w:r>
     </w:p>
     <w:p>
@@ -8971,7 +8988,7 @@
           <w:sz w:val="24"/>
           <w:szCs w:val="24"/>
         </w:rPr>
-        <w:t>  </w:t>
+        <w:t> </w:t>
       </w:r>
       <m:oMath>
         <m:r>

--- a/高中数学/高中数学同步/人教B版选必1 第2章 平面解析几何·衔接件（13题）.docx
+++ b/高中数学/高中数学同步/人教B版选必1 第2章 平面解析几何·衔接件（13题）.docx
@@ -21125,7 +21125,7 @@
         <w:sz w:val="18"/>
         <w:szCs w:val="18"/>
       </w:rPr>
-      <w:t xml:space="preserve">（共6页）·本4/共6本</w:t>
+      <w:t xml:space="preserve">（共5页）·本4/共6本</w:t>
     </w:r>
     <w:r>
       <w:rPr>
@@ -21255,7 +21255,7 @@
         <w:sz w:val="18"/>
         <w:szCs w:val="18"/>
       </w:rPr>
-      <w:t xml:space="preserve">（共6页）·本4/共6本</w:t>
+      <w:t xml:space="preserve">（共5页）·本4/共6本</w:t>
     </w:r>
     <w:r>
       <w:rPr>

--- a/高中数学/高中数学同步/人教B版选必1 第2章 平面解析几何·衔接件（13题）.docx
+++ b/高中数学/高中数学同步/人教B版选必1 第2章 平面解析几何·衔接件（13题）.docx
@@ -86,7 +86,7 @@
         <w:rPr>
           <w:sz w:val="24"/>
           <w:szCs w:val="24"/>
-          <w:shd w:val="clear" w:color="auto" w:fill="C9C9C9"/>
+          <w:shd w:val="clear" w:color="auto" w:fill="C7C7C7"/>
         </w:rPr>
         <w:t xml:space="preserve">2.8-1．</w:t>
       </w:r>
@@ -439,7 +439,7 @@
         <w:rPr>
           <w:sz w:val="24"/>
           <w:szCs w:val="24"/>
-          <w:shd w:val="clear" w:color="auto" w:fill="C9C9C9"/>
+          <w:shd w:val="clear" w:color="auto" w:fill="C7C7C7"/>
         </w:rPr>
         <w:t>（1）</w:t>
       </w:r>
@@ -483,7 +483,7 @@
         <w:rPr>
           <w:sz w:val="24"/>
           <w:szCs w:val="24"/>
-          <w:shd w:val="clear" w:color="auto" w:fill="C9C9C9"/>
+          <w:shd w:val="clear" w:color="auto" w:fill="C7C7C7"/>
         </w:rPr>
         <w:t xml:space="preserve">不相等</w:t>
       </w:r>
@@ -747,7 +747,7 @@
         <w:rPr>
           <w:sz w:val="24"/>
           <w:szCs w:val="24"/>
-          <w:shd w:val="clear" w:color="auto" w:fill="C9C9C9"/>
+          <w:shd w:val="clear" w:color="auto" w:fill="C7C7C7"/>
         </w:rPr>
         <w:t>（2）</w:t>
       </w:r>
@@ -791,7 +791,7 @@
         <w:rPr>
           <w:sz w:val="24"/>
           <w:szCs w:val="24"/>
-          <w:shd w:val="clear" w:color="auto" w:fill="C9C9C9"/>
+          <w:shd w:val="clear" w:color="auto" w:fill="C7C7C7"/>
         </w:rPr>
         <w:t xml:space="preserve">相等</w:t>
       </w:r>
@@ -907,7 +907,7 @@
         <w:rPr>
           <w:sz w:val="24"/>
           <w:szCs w:val="24"/>
-          <w:shd w:val="clear" w:color="auto" w:fill="C9C9C9"/>
+          <w:shd w:val="clear" w:color="auto" w:fill="C7C7C7"/>
         </w:rPr>
         <w:t>（3）</w:t>
       </w:r>
@@ -951,7 +951,7 @@
         <w:rPr>
           <w:sz w:val="24"/>
           <w:szCs w:val="24"/>
-          <w:shd w:val="clear" w:color="auto" w:fill="C9C9C9"/>
+          <w:shd w:val="clear" w:color="auto" w:fill="C7C7C7"/>
         </w:rPr>
         <w:t xml:space="preserve">没有</w:t>
       </w:r>
@@ -979,7 +979,7 @@
         <w:rPr>
           <w:sz w:val="24"/>
           <w:szCs w:val="24"/>
-          <w:shd w:val="clear" w:color="auto" w:fill="C9C9C9"/>
+          <w:shd w:val="clear" w:color="auto" w:fill="C7C7C7"/>
         </w:rPr>
         <w:t xml:space="preserve">2.8-2．</w:t>
       </w:r>
@@ -2301,7 +2301,7 @@
             <m:r>
               <w:rPr>
                 <w:rFonts w:ascii="Cambria Math" w:eastAsia="宋体" w:hAnsi="Cambria Math" w:cs="Cambria Math"/>
-                <w:shd w:val="clear" w:color="auto" w:fill="C9C9C9"/>
+                <w:shd w:val="clear" w:color="auto" w:fill="C7C7C7"/>
               </w:rPr>
               <m:t>x</m:t>
             </m:r>
@@ -2310,7 +2310,7 @@
             <m:r>
               <w:rPr>
                 <w:rFonts w:ascii="Cambria Math" w:eastAsia="宋体" w:hAnsi="Cambria Math" w:cs="Cambria Math"/>
-                <w:shd w:val="clear" w:color="auto" w:fill="C9C9C9"/>
+                <w:shd w:val="clear" w:color="auto" w:fill="C7C7C7"/>
               </w:rPr>
               <m:t>1</m:t>
             </m:r>
@@ -2319,7 +2319,7 @@
         <m:r>
           <w:rPr>
             <w:rFonts w:ascii="Cambria Math" w:eastAsia="宋体" w:hAnsi="Cambria Math" w:cs="Cambria Math"/>
-            <w:shd w:val="clear" w:color="auto" w:fill="C9C9C9"/>
+            <w:shd w:val="clear" w:color="auto" w:fill="C7C7C7"/>
           </w:rPr>
           <m:t>+</m:t>
         </m:r>
@@ -2328,7 +2328,7 @@
             <m:r>
               <w:rPr>
                 <w:rFonts w:ascii="Cambria Math" w:eastAsia="宋体" w:hAnsi="Cambria Math" w:cs="Cambria Math"/>
-                <w:shd w:val="clear" w:color="auto" w:fill="C9C9C9"/>
+                <w:shd w:val="clear" w:color="auto" w:fill="C7C7C7"/>
               </w:rPr>
               <m:t>x</m:t>
             </m:r>
@@ -2337,7 +2337,7 @@
             <m:r>
               <w:rPr>
                 <w:rFonts w:ascii="Cambria Math" w:eastAsia="宋体" w:hAnsi="Cambria Math" w:cs="Cambria Math"/>
-                <w:shd w:val="clear" w:color="auto" w:fill="C9C9C9"/>
+                <w:shd w:val="clear" w:color="auto" w:fill="C7C7C7"/>
               </w:rPr>
               <m:t>2</m:t>
             </m:r>
@@ -2346,14 +2346,14 @@
         <m:r>
           <w:rPr>
             <w:rFonts w:ascii="Cambria Math" w:eastAsia="宋体" w:hAnsi="Cambria Math" w:cs="Cambria Math"/>
-            <w:shd w:val="clear" w:color="auto" w:fill="C9C9C9"/>
+            <w:shd w:val="clear" w:color="auto" w:fill="C7C7C7"/>
           </w:rPr>
           <m:t>=</m:t>
         </m:r>
         <m:r>
           <w:rPr>
             <w:rFonts w:ascii="Cambria Math" w:eastAsia="宋体" w:hAnsi="Cambria Math" w:cs="Cambria Math"/>
-            <w:shd w:val="clear" w:color="auto" w:fill="C9C9C9"/>
+            <w:shd w:val="clear" w:color="auto" w:fill="C7C7C7"/>
           </w:rPr>
           <m:t>-</m:t>
         </m:r>
@@ -2362,7 +2362,7 @@
             <m:r>
               <w:rPr>
                 <w:rFonts w:ascii="Cambria Math" w:eastAsia="宋体" w:hAnsi="Cambria Math" w:cs="Cambria Math"/>
-                <w:shd w:val="clear" w:color="auto" w:fill="C9C9C9"/>
+                <w:shd w:val="clear" w:color="auto" w:fill="C7C7C7"/>
               </w:rPr>
               <m:t>b</m:t>
             </m:r>
@@ -2371,7 +2371,7 @@
             <m:r>
               <w:rPr>
                 <w:rFonts w:ascii="Cambria Math" w:eastAsia="宋体" w:hAnsi="Cambria Math" w:cs="Cambria Math"/>
-                <w:shd w:val="clear" w:color="auto" w:fill="C9C9C9"/>
+                <w:shd w:val="clear" w:color="auto" w:fill="C7C7C7"/>
               </w:rPr>
               <m:t>a</m:t>
             </m:r>
@@ -2391,7 +2391,7 @@
             <m:r>
               <w:rPr>
                 <w:rFonts w:ascii="Cambria Math" w:eastAsia="宋体" w:hAnsi="Cambria Math" w:cs="Cambria Math"/>
-                <w:shd w:val="clear" w:color="auto" w:fill="C9C9C9"/>
+                <w:shd w:val="clear" w:color="auto" w:fill="C7C7C7"/>
               </w:rPr>
               <m:t>x</m:t>
             </m:r>
@@ -2400,7 +2400,7 @@
             <m:r>
               <w:rPr>
                 <w:rFonts w:ascii="Cambria Math" w:eastAsia="宋体" w:hAnsi="Cambria Math" w:cs="Cambria Math"/>
-                <w:shd w:val="clear" w:color="auto" w:fill="C9C9C9"/>
+                <w:shd w:val="clear" w:color="auto" w:fill="C7C7C7"/>
               </w:rPr>
               <m:t>1</m:t>
             </m:r>
@@ -2411,7 +2411,7 @@
             <m:r>
               <w:rPr>
                 <w:rFonts w:ascii="Cambria Math" w:eastAsia="宋体" w:hAnsi="Cambria Math" w:cs="Cambria Math"/>
-                <w:shd w:val="clear" w:color="auto" w:fill="C9C9C9"/>
+                <w:shd w:val="clear" w:color="auto" w:fill="C7C7C7"/>
               </w:rPr>
               <m:t>x</m:t>
             </m:r>
@@ -2420,7 +2420,7 @@
             <m:r>
               <w:rPr>
                 <w:rFonts w:ascii="Cambria Math" w:eastAsia="宋体" w:hAnsi="Cambria Math" w:cs="Cambria Math"/>
-                <w:shd w:val="clear" w:color="auto" w:fill="C9C9C9"/>
+                <w:shd w:val="clear" w:color="auto" w:fill="C7C7C7"/>
               </w:rPr>
               <m:t>2</m:t>
             </m:r>
@@ -2429,7 +2429,7 @@
         <m:r>
           <w:rPr>
             <w:rFonts w:ascii="Cambria Math" w:eastAsia="宋体" w:hAnsi="Cambria Math" w:cs="Cambria Math"/>
-            <w:shd w:val="clear" w:color="auto" w:fill="C9C9C9"/>
+            <w:shd w:val="clear" w:color="auto" w:fill="C7C7C7"/>
           </w:rPr>
           <m:t>=</m:t>
         </m:r>
@@ -2438,7 +2438,7 @@
             <m:r>
               <w:rPr>
                 <w:rFonts w:ascii="Cambria Math" w:eastAsia="宋体" w:hAnsi="Cambria Math" w:cs="Cambria Math"/>
-                <w:shd w:val="clear" w:color="auto" w:fill="C9C9C9"/>
+                <w:shd w:val="clear" w:color="auto" w:fill="C7C7C7"/>
               </w:rPr>
               <m:t>c</m:t>
             </m:r>
@@ -2447,7 +2447,7 @@
             <m:r>
               <w:rPr>
                 <w:rFonts w:ascii="Cambria Math" w:eastAsia="宋体" w:hAnsi="Cambria Math" w:cs="Cambria Math"/>
-                <w:shd w:val="clear" w:color="auto" w:fill="C9C9C9"/>
+                <w:shd w:val="clear" w:color="auto" w:fill="C7C7C7"/>
               </w:rPr>
               <m:t>a</m:t>
             </m:r>
@@ -2472,7 +2472,7 @@
         <w:rPr>
           <w:sz w:val="24"/>
           <w:szCs w:val="24"/>
-          <w:shd w:val="clear" w:color="auto" w:fill="C9C9C9"/>
+          <w:shd w:val="clear" w:color="auto" w:fill="C7C7C7"/>
         </w:rPr>
         <w:t xml:space="preserve">韦达定理</w:t>
       </w:r>
@@ -2530,7 +2530,7 @@
           <w:bCs/>
           <w:sz w:val="24"/>
           <w:szCs w:val="24"/>
-          <w:shd w:val="clear" w:color="auto" w:fill="C9C9C9"/>
+          <w:shd w:val="clear" w:color="auto" w:fill="C7C7C7"/>
         </w:rPr>
         <w:t xml:space="preserve">2.8.1-1．</w:t>
       </w:r>
@@ -3432,7 +3432,7 @@
         <w:rPr>
           <w:sz w:val="24"/>
           <w:szCs w:val="24"/>
-          <w:shd w:val="clear" w:color="auto" w:fill="C9C9C9"/>
+          <w:shd w:val="clear" w:color="auto" w:fill="C7C7C7"/>
         </w:rPr>
         <w:t xml:space="preserve">【⁠答⁠案⁠】</w:t>
       </w:r>
@@ -3458,7 +3458,7 @@
         <w:rPr>
           <w:sz w:val="24"/>
           <w:szCs w:val="24"/>
-          <w:shd w:val="clear" w:color="auto" w:fill="C9C9C9"/>
+          <w:shd w:val="clear" w:color="auto" w:fill="C7C7C7"/>
         </w:rPr>
         <w:t xml:space="preserve">(1)3</w:t>
       </w:r>
@@ -3466,7 +3466,7 @@
         <w:rPr>
           <w:sz w:val="24"/>
           <w:szCs w:val="24"/>
-          <w:shd w:val="clear" w:color="auto" w:fill="C9C9C9"/>
+          <w:shd w:val="clear" w:color="auto" w:fill="C7C7C7"/>
         </w:rPr>
         <w:t xml:space="preserve">；</w:t>
       </w:r>
@@ -3474,7 +3474,7 @@
         <w:rPr>
           <w:sz w:val="24"/>
           <w:szCs w:val="24"/>
-          <w:shd w:val="clear" w:color="auto" w:fill="C9C9C9"/>
+          <w:shd w:val="clear" w:color="auto" w:fill="C7C7C7"/>
         </w:rPr>
         <w:t xml:space="preserve">(2)</w:t>
       </w:r>
@@ -3484,7 +3484,7 @@
             <m:degHide m:val="1"/>
             <m:ctrlPr>
               <w:rPr>
-                <w:shd w:val="clear" w:color="auto" w:fill="C9C9C9"/>
+                <w:shd w:val="clear" w:color="auto" w:fill="C7C7C7"/>
               </w:rPr>
             </m:ctrlPr>
           </m:radPr>
@@ -3493,7 +3493,7 @@
             <m:r>
               <w:rPr>
                 <w:rFonts w:ascii="Cambria Math" w:hAnsi="Cambria Math" w:cs="Cambria Math"/>
-                <w:shd w:val="clear" w:color="auto" w:fill="C9C9C9"/>
+                <w:shd w:val="clear" w:color="auto" w:fill="C7C7C7"/>
               </w:rPr>
               <m:t>2</m:t>
             </m:r>
@@ -3504,7 +3504,7 @@
         <w:rPr>
           <w:sz w:val="24"/>
           <w:szCs w:val="24"/>
-          <w:shd w:val="clear" w:color="auto" w:fill="C9C9C9"/>
+          <w:shd w:val="clear" w:color="auto" w:fill="C7C7C7"/>
         </w:rPr>
         <w:t xml:space="preserve">；</w:t>
       </w:r>
@@ -3512,7 +3512,7 @@
         <w:rPr>
           <w:sz w:val="24"/>
           <w:szCs w:val="24"/>
-          <w:shd w:val="clear" w:color="auto" w:fill="C9C9C9"/>
+          <w:shd w:val="clear" w:color="auto" w:fill="C7C7C7"/>
         </w:rPr>
         <w:t xml:space="preserve">(3)3+2</w:t>
       </w:r>
@@ -3522,7 +3522,7 @@
             <m:degHide m:val="1"/>
             <m:ctrlPr>
               <w:rPr>
-                <w:shd w:val="clear" w:color="auto" w:fill="C9C9C9"/>
+                <w:shd w:val="clear" w:color="auto" w:fill="C7C7C7"/>
               </w:rPr>
             </m:ctrlPr>
           </m:radPr>
@@ -3531,7 +3531,7 @@
             <m:r>
               <w:rPr>
                 <w:rFonts w:ascii="Cambria Math" w:hAnsi="Cambria Math" w:cs="Cambria Math"/>
-                <w:shd w:val="clear" w:color="auto" w:fill="C9C9C9"/>
+                <w:shd w:val="clear" w:color="auto" w:fill="C7C7C7"/>
               </w:rPr>
               <m:t>2</m:t>
             </m:r>
@@ -3542,7 +3542,7 @@
         <w:rPr>
           <w:sz w:val="24"/>
           <w:szCs w:val="24"/>
-          <w:shd w:val="clear" w:color="auto" w:fill="C9C9C9"/>
+          <w:shd w:val="clear" w:color="auto" w:fill="C7C7C7"/>
         </w:rPr>
         <w:t xml:space="preserve">；</w:t>
       </w:r>
@@ -3550,7 +3550,7 @@
         <w:rPr>
           <w:sz w:val="24"/>
           <w:szCs w:val="24"/>
-          <w:shd w:val="clear" w:color="auto" w:fill="C9C9C9"/>
+          <w:shd w:val="clear" w:color="auto" w:fill="C7C7C7"/>
         </w:rPr>
         <w:t xml:space="preserve">(4)</w:t>
       </w:r>
@@ -3559,7 +3559,7 @@
           <m:fPr>
             <m:ctrlPr>
               <w:rPr>
-                <w:shd w:val="clear" w:color="auto" w:fill="C9C9C9"/>
+                <w:shd w:val="clear" w:color="auto" w:fill="C7C7C7"/>
               </w:rPr>
             </m:ctrlPr>
           </m:fPr>
@@ -3567,7 +3567,7 @@
             <m:r>
               <w:rPr>
                 <w:rFonts w:ascii="Cambria Math" w:hAnsi="Cambria Math" w:cs="Cambria Math"/>
-                <w:shd w:val="clear" w:color="auto" w:fill="C9C9C9"/>
+                <w:shd w:val="clear" w:color="auto" w:fill="C7C7C7"/>
               </w:rPr>
               <m:t>1</m:t>
             </m:r>
@@ -3576,7 +3576,7 @@
             <m:r>
               <w:rPr>
                 <w:rFonts w:ascii="Cambria Math" w:hAnsi="Cambria Math" w:cs="Cambria Math"/>
-                <w:shd w:val="clear" w:color="auto" w:fill="C9C9C9"/>
+                <w:shd w:val="clear" w:color="auto" w:fill="C7C7C7"/>
               </w:rPr>
               <m:t>2</m:t>
             </m:r>
@@ -3604,7 +3604,7 @@
         <w:rPr>
           <w:sz w:val="24"/>
           <w:szCs w:val="24"/>
-          <w:shd w:val="clear" w:color="auto" w:fill="C9C9C9"/>
+          <w:shd w:val="clear" w:color="auto" w:fill="C7C7C7"/>
         </w:rPr>
         <w:t xml:space="preserve">【⁠知⁠识⁠点⁠】</w:t>
       </w:r>
@@ -5147,7 +5147,7 @@
           <w:bCs/>
           <w:sz w:val="24"/>
           <w:szCs w:val="24"/>
-          <w:shd w:val="clear" w:color="auto" w:fill="C9C9C9"/>
+          <w:shd w:val="clear" w:color="auto" w:fill="C7C7C7"/>
         </w:rPr>
         <w:t xml:space="preserve">2.8.1-2．</w:t>
       </w:r>
@@ -5390,7 +5390,7 @@
         <w:rPr>
           <w:sz w:val="24"/>
           <w:szCs w:val="24"/>
-          <w:shd w:val="clear" w:color="auto" w:fill="C9C9C9"/>
+          <w:shd w:val="clear" w:color="auto" w:fill="C7C7C7"/>
         </w:rPr>
         <w:t xml:space="preserve">【⁠答⁠案⁠】</w:t>
       </w:r>
@@ -5415,7 +5415,7 @@
         <w:rPr>
           <w:sz w:val="24"/>
           <w:szCs w:val="24"/>
-          <w:shd w:val="clear" w:color="auto" w:fill="C9C9C9"/>
+          <w:shd w:val="clear" w:color="auto" w:fill="C7C7C7"/>
         </w:rPr>
         <w:t xml:space="preserve">21</w:t>
       </w:r>
@@ -5440,7 +5440,7 @@
         <w:rPr>
           <w:sz w:val="24"/>
           <w:szCs w:val="24"/>
-          <w:shd w:val="clear" w:color="auto" w:fill="C9C9C9"/>
+          <w:shd w:val="clear" w:color="auto" w:fill="C7C7C7"/>
         </w:rPr>
         <w:t xml:space="preserve">【⁠知⁠识⁠点⁠】</w:t>
       </w:r>
@@ -7139,7 +7139,7 @@
           <w:bCs/>
           <w:sz w:val="24"/>
           <w:szCs w:val="24"/>
-          <w:shd w:val="clear" w:color="auto" w:fill="C9C9C9"/>
+          <w:shd w:val="clear" w:color="auto" w:fill="C7C7C7"/>
         </w:rPr>
         <w:t xml:space="preserve">2.8.2-3．</w:t>
       </w:r>
@@ -7411,7 +7411,7 @@
         <w:rPr>
           <w:sz w:val="24"/>
           <w:szCs w:val="24"/>
-          <w:shd w:val="clear" w:color="auto" w:fill="C9C9C9"/>
+          <w:shd w:val="clear" w:color="auto" w:fill="C7C7C7"/>
         </w:rPr>
         <w:t xml:space="preserve">【⁠答⁠案⁠】</w:t>
       </w:r>
@@ -7437,7 +7437,7 @@
         <w:rPr>
           <w:sz w:val="24"/>
           <w:szCs w:val="24"/>
-          <w:shd w:val="clear" w:color="auto" w:fill="C9C9C9"/>
+          <w:shd w:val="clear" w:color="auto" w:fill="C7C7C7"/>
         </w:rPr>
         <w:t xml:space="preserve">另一根为2−</w:t>
       </w:r>
@@ -7447,7 +7447,7 @@
             <m:degHide m:val="1"/>
             <m:ctrlPr>
               <w:rPr>
-                <w:shd w:val="clear" w:color="auto" w:fill="C9C9C9"/>
+                <w:shd w:val="clear" w:color="auto" w:fill="C7C7C7"/>
               </w:rPr>
             </m:ctrlPr>
           </m:radPr>
@@ -7456,7 +7456,7 @@
             <m:r>
               <w:rPr>
                 <w:rFonts w:ascii="Cambria Math" w:hAnsi="Cambria Math" w:cs="Cambria Math"/>
-                <w:shd w:val="clear" w:color="auto" w:fill="C9C9C9"/>
+                <w:shd w:val="clear" w:color="auto" w:fill="C7C7C7"/>
               </w:rPr>
               <m:t>3</m:t>
             </m:r>
@@ -7467,7 +7467,7 @@
         <w:rPr>
           <w:sz w:val="24"/>
           <w:szCs w:val="24"/>
-          <w:shd w:val="clear" w:color="auto" w:fill="C9C9C9"/>
+          <w:shd w:val="clear" w:color="auto" w:fill="C7C7C7"/>
         </w:rPr>
         <w:t xml:space="preserve">，c=1</w:t>
       </w:r>
@@ -7492,7 +7492,7 @@
         <w:rPr>
           <w:sz w:val="24"/>
           <w:szCs w:val="24"/>
-          <w:shd w:val="clear" w:color="auto" w:fill="C9C9C9"/>
+          <w:shd w:val="clear" w:color="auto" w:fill="C7C7C7"/>
         </w:rPr>
         <w:t xml:space="preserve">【⁠知⁠识⁠点⁠】</w:t>
       </w:r>
@@ -7874,7 +7874,7 @@
           <w:bCs/>
           <w:sz w:val="24"/>
           <w:szCs w:val="24"/>
-          <w:shd w:val="clear" w:color="auto" w:fill="C9C9C9"/>
+          <w:shd w:val="clear" w:color="auto" w:fill="C7C7C7"/>
         </w:rPr>
         <w:t xml:space="preserve">2.8.2-4．</w:t>
       </w:r>
@@ -8152,7 +8152,7 @@
         <w:rPr>
           <w:sz w:val="24"/>
           <w:szCs w:val="24"/>
-          <w:shd w:val="clear" w:color="auto" w:fill="C9C9C9"/>
+          <w:shd w:val="clear" w:color="auto" w:fill="C7C7C7"/>
         </w:rPr>
         <w:t xml:space="preserve">【⁠答⁠案⁠】</w:t>
       </w:r>
@@ -8178,7 +8178,7 @@
         <w:rPr>
           <w:sz w:val="24"/>
           <w:szCs w:val="24"/>
-          <w:shd w:val="clear" w:color="auto" w:fill="C9C9C9"/>
+          <w:shd w:val="clear" w:color="auto" w:fill="C7C7C7"/>
         </w:rPr>
         <w:t xml:space="preserve">(1)1</w:t>
       </w:r>
@@ -8186,7 +8186,7 @@
         <w:rPr>
           <w:sz w:val="24"/>
           <w:szCs w:val="24"/>
-          <w:shd w:val="clear" w:color="auto" w:fill="C9C9C9"/>
+          <w:shd w:val="clear" w:color="auto" w:fill="C7C7C7"/>
         </w:rPr>
         <w:t xml:space="preserve">；</w:t>
       </w:r>
@@ -8194,7 +8194,7 @@
         <w:rPr>
           <w:sz w:val="24"/>
           <w:szCs w:val="24"/>
-          <w:shd w:val="clear" w:color="auto" w:fill="C9C9C9"/>
+          <w:shd w:val="clear" w:color="auto" w:fill="C7C7C7"/>
         </w:rPr>
         <w:t xml:space="preserve">(2)</w:t>
       </w:r>
@@ -8202,14 +8202,14 @@
         <m:r>
           <w:rPr>
             <w:rFonts w:ascii="Cambria Math" w:eastAsia="宋体" w:hAnsi="Cambria Math" w:cs="Cambria Math"/>
-            <w:shd w:val="clear" w:color="auto" w:fill="C9C9C9"/>
+            <w:shd w:val="clear" w:color="auto" w:fill="C7C7C7"/>
           </w:rPr>
           <m:t>k</m:t>
         </m:r>
         <m:r>
           <w:rPr>
             <w:rFonts w:ascii="Cambria Math" w:eastAsia="宋体" w:hAnsi="Cambria Math" w:cs="Cambria Math"/>
-            <w:shd w:val="clear" w:color="auto" w:fill="C9C9C9"/>
+            <w:shd w:val="clear" w:color="auto" w:fill="C7C7C7"/>
           </w:rPr>
           <m:t>=</m:t>
         </m:r>
@@ -8218,7 +8218,7 @@
             <m:r>
               <w:rPr>
                 <w:rFonts w:ascii="Cambria Math" w:eastAsia="宋体" w:hAnsi="Cambria Math" w:cs="Cambria Math"/>
-                <w:shd w:val="clear" w:color="auto" w:fill="C9C9C9"/>
+                <w:shd w:val="clear" w:color="auto" w:fill="C7C7C7"/>
               </w:rPr>
               <m:t>2</m:t>
             </m:r>
@@ -8227,21 +8227,21 @@
             <m:r>
               <w:rPr>
                 <w:rFonts w:ascii="Cambria Math" w:eastAsia="宋体" w:hAnsi="Cambria Math" w:cs="Cambria Math"/>
-                <w:shd w:val="clear" w:color="auto" w:fill="C9C9C9"/>
+                <w:shd w:val="clear" w:color="auto" w:fill="C7C7C7"/>
               </w:rPr>
               <m:t>c</m:t>
             </m:r>
             <m:r>
               <w:rPr>
                 <w:rFonts w:ascii="Cambria Math" w:eastAsia="宋体" w:hAnsi="Cambria Math" w:cs="Cambria Math"/>
-                <w:shd w:val="clear" w:color="auto" w:fill="C9C9C9"/>
+                <w:shd w:val="clear" w:color="auto" w:fill="C7C7C7"/>
               </w:rPr>
               <m:t>-</m:t>
             </m:r>
             <m:r>
               <w:rPr>
                 <w:rFonts w:ascii="Cambria Math" w:eastAsia="宋体" w:hAnsi="Cambria Math" w:cs="Cambria Math"/>
-                <w:shd w:val="clear" w:color="auto" w:fill="C9C9C9"/>
+                <w:shd w:val="clear" w:color="auto" w:fill="C7C7C7"/>
               </w:rPr>
               <m:t>1</m:t>
             </m:r>
@@ -8252,7 +8252,7 @@
         <w:rPr>
           <w:sz w:val="24"/>
           <w:szCs w:val="24"/>
-          <w:shd w:val="clear" w:color="auto" w:fill="C9C9C9"/>
+          <w:shd w:val="clear" w:color="auto" w:fill="C7C7C7"/>
         </w:rPr>
         <w:t xml:space="preserve">，</w:t>
       </w:r>
@@ -8260,21 +8260,21 @@
         <m:r>
           <w:rPr>
             <w:rFonts w:ascii="Cambria Math" w:eastAsia="宋体" w:hAnsi="Cambria Math" w:cs="Cambria Math"/>
-            <w:shd w:val="clear" w:color="auto" w:fill="C9C9C9"/>
+            <w:shd w:val="clear" w:color="auto" w:fill="C7C7C7"/>
           </w:rPr>
           <m:t>k</m:t>
         </m:r>
         <m:r>
           <w:rPr>
             <w:rFonts w:ascii="Cambria Math" w:eastAsia="宋体" w:hAnsi="Cambria Math" w:cs="Cambria Math"/>
-            <w:shd w:val="clear" w:color="auto" w:fill="C9C9C9"/>
+            <w:shd w:val="clear" w:color="auto" w:fill="C7C7C7"/>
           </w:rPr>
           <m:t>&gt;</m:t>
         </m:r>
         <m:r>
           <w:rPr>
             <w:rFonts w:ascii="Cambria Math" w:eastAsia="宋体" w:hAnsi="Cambria Math" w:cs="Cambria Math"/>
-            <w:shd w:val="clear" w:color="auto" w:fill="C9C9C9"/>
+            <w:shd w:val="clear" w:color="auto" w:fill="C7C7C7"/>
           </w:rPr>
           <m:t>0</m:t>
         </m:r>
@@ -8283,7 +8283,7 @@
         <w:rPr>
           <w:sz w:val="24"/>
           <w:szCs w:val="24"/>
-          <w:shd w:val="clear" w:color="auto" w:fill="C9C9C9"/>
+          <w:shd w:val="clear" w:color="auto" w:fill="C7C7C7"/>
         </w:rPr>
         <w:t xml:space="preserve">或</w:t>
       </w:r>
@@ -8291,28 +8291,28 @@
         <m:r>
           <w:rPr>
             <w:rFonts w:ascii="Cambria Math" w:eastAsia="宋体" w:hAnsi="Cambria Math" w:cs="Cambria Math"/>
-            <w:shd w:val="clear" w:color="auto" w:fill="C9C9C9"/>
+            <w:shd w:val="clear" w:color="auto" w:fill="C7C7C7"/>
           </w:rPr>
           <m:t>k</m:t>
         </m:r>
         <m:r>
           <w:rPr>
             <w:rFonts w:ascii="Cambria Math" w:eastAsia="宋体" w:hAnsi="Cambria Math" w:cs="Cambria Math"/>
-            <w:shd w:val="clear" w:color="auto" w:fill="C9C9C9"/>
+            <w:shd w:val="clear" w:color="auto" w:fill="C7C7C7"/>
           </w:rPr>
           <m:t>&lt;</m:t>
         </m:r>
         <m:r>
           <w:rPr>
             <w:rFonts w:ascii="Cambria Math" w:eastAsia="宋体" w:hAnsi="Cambria Math" w:cs="Cambria Math"/>
-            <w:shd w:val="clear" w:color="auto" w:fill="C9C9C9"/>
+            <w:shd w:val="clear" w:color="auto" w:fill="C7C7C7"/>
           </w:rPr>
           <m:t>-</m:t>
         </m:r>
         <m:r>
           <w:rPr>
             <w:rFonts w:ascii="Cambria Math" w:eastAsia="宋体" w:hAnsi="Cambria Math" w:cs="Cambria Math"/>
-            <w:shd w:val="clear" w:color="auto" w:fill="C9C9C9"/>
+            <w:shd w:val="clear" w:color="auto" w:fill="C7C7C7"/>
           </w:rPr>
           <m:t>2</m:t>
         </m:r>
@@ -8338,7 +8338,7 @@
         <w:rPr>
           <w:sz w:val="24"/>
           <w:szCs w:val="24"/>
-          <w:shd w:val="clear" w:color="auto" w:fill="C9C9C9"/>
+          <w:shd w:val="clear" w:color="auto" w:fill="C7C7C7"/>
         </w:rPr>
         <w:t xml:space="preserve">【⁠知⁠识⁠点⁠】</w:t>
       </w:r>
@@ -9314,7 +9314,7 @@
           <w:bCs/>
           <w:sz w:val="24"/>
           <w:szCs w:val="24"/>
-          <w:shd w:val="clear" w:color="auto" w:fill="C9C9C9"/>
+          <w:shd w:val="clear" w:color="auto" w:fill="C7C7C7"/>
         </w:rPr>
         <w:t xml:space="preserve">2.8.3-5．</w:t>
       </w:r>
@@ -9691,7 +9691,7 @@
         <w:rPr>
           <w:sz w:val="24"/>
           <w:szCs w:val="24"/>
-          <w:shd w:val="clear" w:color="auto" w:fill="C9C9C9"/>
+          <w:shd w:val="clear" w:color="auto" w:fill="C7C7C7"/>
         </w:rPr>
         <w:t xml:space="preserve">【⁠答⁠案⁠】</w:t>
       </w:r>
@@ -9717,7 +9717,7 @@
         <w:rPr>
           <w:sz w:val="24"/>
           <w:szCs w:val="24"/>
-          <w:shd w:val="clear" w:color="auto" w:fill="C9C9C9"/>
+          <w:shd w:val="clear" w:color="auto" w:fill="C7C7C7"/>
         </w:rPr>
         <w:t xml:space="preserve">(1)证明见解析</w:t>
       </w:r>
@@ -9725,7 +9725,7 @@
         <w:rPr>
           <w:sz w:val="24"/>
           <w:szCs w:val="24"/>
-          <w:shd w:val="clear" w:color="auto" w:fill="C9C9C9"/>
+          <w:shd w:val="clear" w:color="auto" w:fill="C7C7C7"/>
         </w:rPr>
         <w:t xml:space="preserve">；</w:t>
       </w:r>
@@ -9733,7 +9733,7 @@
         <w:rPr>
           <w:sz w:val="24"/>
           <w:szCs w:val="24"/>
-          <w:shd w:val="clear" w:color="auto" w:fill="C9C9C9"/>
+          <w:shd w:val="clear" w:color="auto" w:fill="C7C7C7"/>
         </w:rPr>
         <w:t xml:space="preserve">(2)</w:t>
       </w:r>
@@ -9741,21 +9741,21 @@
         <m:r>
           <w:rPr>
             <w:rFonts w:ascii="Cambria Math" w:eastAsia="宋体" w:hAnsi="Cambria Math" w:cs="Cambria Math"/>
-            <w:shd w:val="clear" w:color="auto" w:fill="C9C9C9"/>
+            <w:shd w:val="clear" w:color="auto" w:fill="C7C7C7"/>
           </w:rPr>
           <m:t>m</m:t>
         </m:r>
         <m:r>
           <w:rPr>
             <w:rFonts w:ascii="Cambria Math" w:eastAsia="宋体" w:hAnsi="Cambria Math" w:cs="Cambria Math"/>
-            <w:shd w:val="clear" w:color="auto" w:fill="C9C9C9"/>
+            <w:shd w:val="clear" w:color="auto" w:fill="C7C7C7"/>
           </w:rPr>
           <m:t>=</m:t>
         </m:r>
         <m:r>
           <w:rPr>
             <w:rFonts w:ascii="Cambria Math" w:eastAsia="宋体" w:hAnsi="Cambria Math" w:cs="Cambria Math"/>
-            <w:shd w:val="clear" w:color="auto" w:fill="C9C9C9"/>
+            <w:shd w:val="clear" w:color="auto" w:fill="C7C7C7"/>
           </w:rPr>
           <m:t>8</m:t>
         </m:r>
@@ -9764,7 +9764,7 @@
         <w:rPr>
           <w:sz w:val="24"/>
           <w:szCs w:val="24"/>
-          <w:shd w:val="clear" w:color="auto" w:fill="C9C9C9"/>
+          <w:shd w:val="clear" w:color="auto" w:fill="C7C7C7"/>
         </w:rPr>
         <w:t xml:space="preserve">．</w:t>
       </w:r>
@@ -9789,7 +9789,7 @@
         <w:rPr>
           <w:sz w:val="24"/>
           <w:szCs w:val="24"/>
-          <w:shd w:val="clear" w:color="auto" w:fill="C9C9C9"/>
+          <w:shd w:val="clear" w:color="auto" w:fill="C7C7C7"/>
         </w:rPr>
         <w:t xml:space="preserve">【⁠知⁠识⁠点⁠】</w:t>
       </w:r>
@@ -10517,7 +10517,7 @@
           <w:bCs/>
           <w:sz w:val="24"/>
           <w:szCs w:val="24"/>
-          <w:shd w:val="clear" w:color="auto" w:fill="C9C9C9"/>
+          <w:shd w:val="clear" w:color="auto" w:fill="C7C7C7"/>
         </w:rPr>
         <w:t xml:space="preserve">2.8.3-6．</w:t>
       </w:r>
@@ -11169,7 +11169,7 @@
         <w:rPr>
           <w:sz w:val="24"/>
           <w:szCs w:val="24"/>
-          <w:shd w:val="clear" w:color="auto" w:fill="C9C9C9"/>
+          <w:shd w:val="clear" w:color="auto" w:fill="C7C7C7"/>
         </w:rPr>
         <w:t xml:space="preserve">【⁠答⁠案⁠】</w:t>
       </w:r>
@@ -11194,7 +11194,7 @@
         <w:rPr>
           <w:sz w:val="24"/>
           <w:szCs w:val="24"/>
-          <w:shd w:val="clear" w:color="auto" w:fill="C9C9C9"/>
+          <w:shd w:val="clear" w:color="auto" w:fill="C7C7C7"/>
         </w:rPr>
         <w:t xml:space="preserve">(1)不存在</w:t>
       </w:r>
@@ -11202,7 +11202,7 @@
         <w:rPr>
           <w:sz w:val="24"/>
           <w:szCs w:val="24"/>
-          <w:shd w:val="clear" w:color="auto" w:fill="C9C9C9"/>
+          <w:shd w:val="clear" w:color="auto" w:fill="C7C7C7"/>
         </w:rPr>
         <w:t xml:space="preserve">；</w:t>
       </w:r>
@@ -11210,7 +11210,7 @@
         <w:rPr>
           <w:sz w:val="24"/>
           <w:szCs w:val="24"/>
-          <w:shd w:val="clear" w:color="auto" w:fill="C9C9C9"/>
+          <w:shd w:val="clear" w:color="auto" w:fill="C7C7C7"/>
         </w:rPr>
         <w:t xml:space="preserve">(2)k=−2，−3，−5</w:t>
       </w:r>
@@ -11235,7 +11235,7 @@
         <w:rPr>
           <w:sz w:val="24"/>
           <w:szCs w:val="24"/>
-          <w:shd w:val="clear" w:color="auto" w:fill="C9C9C9"/>
+          <w:shd w:val="clear" w:color="auto" w:fill="C7C7C7"/>
         </w:rPr>
         <w:t xml:space="preserve">【⁠知⁠识⁠点⁠】</w:t>
       </w:r>
@@ -12498,7 +12498,7 @@
           <w:bCs/>
           <w:sz w:val="24"/>
           <w:szCs w:val="24"/>
-          <w:shd w:val="clear" w:color="auto" w:fill="C9C9C9"/>
+          <w:shd w:val="clear" w:color="auto" w:fill="C7C7C7"/>
         </w:rPr>
         <w:t xml:space="preserve">2.8.4-7．</w:t>
       </w:r>
@@ -12760,7 +12760,7 @@
         <w:rPr>
           <w:sz w:val="24"/>
           <w:szCs w:val="24"/>
-          <w:shd w:val="clear" w:color="auto" w:fill="C9C9C9"/>
+          <w:shd w:val="clear" w:color="auto" w:fill="C7C7C7"/>
         </w:rPr>
         <w:t xml:space="preserve">【⁠答⁠案⁠】</w:t>
       </w:r>
@@ -12768,7 +12768,7 @@
         <m:r>
           <w:rPr>
             <w:rFonts w:ascii="Cambria Math" w:eastAsia="宋体" w:hAnsi="Cambria Math" w:cs="Cambria Math"/>
-            <w:shd w:val="clear" w:color="auto" w:fill="C9C9C9"/>
+            <w:shd w:val="clear" w:color="auto" w:fill="C7C7C7"/>
           </w:rPr>
           <m:t>30</m:t>
         </m:r>
@@ -12787,7 +12787,7 @@
         <w:rPr>
           <w:sz w:val="24"/>
           <w:szCs w:val="24"/>
-          <w:shd w:val="clear" w:color="auto" w:fill="C9C9C9"/>
+          <w:shd w:val="clear" w:color="auto" w:fill="C7C7C7"/>
         </w:rPr>
         <w:t xml:space="preserve">【⁠知⁠识⁠点⁠】</w:t>
       </w:r>
@@ -14439,7 +14439,7 @@
           <w:bCs/>
           <w:sz w:val="24"/>
           <w:szCs w:val="24"/>
-          <w:shd w:val="clear" w:color="auto" w:fill="C9C9C9"/>
+          <w:shd w:val="clear" w:color="auto" w:fill="C7C7C7"/>
         </w:rPr>
         <w:t xml:space="preserve">2.8.5-8．</w:t>
       </w:r>
@@ -15078,7 +15078,7 @@
         <w:rPr>
           <w:sz w:val="24"/>
           <w:szCs w:val="24"/>
-          <w:shd w:val="clear" w:color="auto" w:fill="C9C9C9"/>
+          <w:shd w:val="clear" w:color="auto" w:fill="C7C7C7"/>
         </w:rPr>
         <w:t xml:space="preserve">【⁠答⁠案⁠】</w:t>
       </w:r>
@@ -15104,7 +15104,7 @@
         <w:rPr>
           <w:sz w:val="24"/>
           <w:szCs w:val="24"/>
-          <w:shd w:val="clear" w:color="auto" w:fill="C9C9C9"/>
+          <w:shd w:val="clear" w:color="auto" w:fill="C7C7C7"/>
         </w:rPr>
         <w:t xml:space="preserve">(1)</w:t>
       </w:r>
@@ -15112,7 +15112,7 @@
         <m:r>
           <w:rPr>
             <w:rFonts w:ascii="Cambria Math" w:hAnsi="Cambria Math" w:cs="Cambria Math"/>
-            <w:shd w:val="clear" w:color="auto" w:fill="C9C9C9"/>
+            <w:shd w:val="clear" w:color="auto" w:fill="C7C7C7"/>
           </w:rPr>
           <m:t>x=0,y=−1</m:t>
         </m:r>
@@ -15121,7 +15121,7 @@
         <w:rPr>
           <w:sz w:val="24"/>
           <w:szCs w:val="24"/>
-          <w:shd w:val="clear" w:color="auto" w:fill="C9C9C9"/>
+          <w:shd w:val="clear" w:color="auto" w:fill="C7C7C7"/>
         </w:rPr>
         <w:t xml:space="preserve">或</w:t>
       </w:r>
@@ -15129,7 +15129,7 @@
         <m:r>
           <w:rPr>
             <w:rFonts w:ascii="Cambria Math" w:hAnsi="Cambria Math" w:cs="Cambria Math"/>
-            <w:shd w:val="clear" w:color="auto" w:fill="C9C9C9"/>
+            <w:shd w:val="clear" w:color="auto" w:fill="C7C7C7"/>
           </w:rPr>
           <m:t>x=1,y=2</m:t>
         </m:r>
@@ -15138,7 +15138,7 @@
         <w:rPr>
           <w:sz w:val="24"/>
           <w:szCs w:val="24"/>
-          <w:shd w:val="clear" w:color="auto" w:fill="C9C9C9"/>
+          <w:shd w:val="clear" w:color="auto" w:fill="C7C7C7"/>
         </w:rPr>
         <w:t xml:space="preserve">；</w:t>
       </w:r>
@@ -15146,7 +15146,7 @@
         <w:rPr>
           <w:sz w:val="24"/>
           <w:szCs w:val="24"/>
-          <w:shd w:val="clear" w:color="auto" w:fill="C9C9C9"/>
+          <w:shd w:val="clear" w:color="auto" w:fill="C7C7C7"/>
         </w:rPr>
         <w:t xml:space="preserve">(2)</w:t>
       </w:r>
@@ -15154,7 +15154,7 @@
         <m:r>
           <w:rPr>
             <w:rFonts w:ascii="Cambria Math" w:hAnsi="Cambria Math" w:cs="Cambria Math"/>
-            <w:shd w:val="clear" w:color="auto" w:fill="C9C9C9"/>
+            <w:shd w:val="clear" w:color="auto" w:fill="C7C7C7"/>
           </w:rPr>
           <m:t>x=1,y=2</m:t>
         </m:r>
@@ -15163,7 +15163,7 @@
         <w:rPr>
           <w:sz w:val="24"/>
           <w:szCs w:val="24"/>
-          <w:shd w:val="clear" w:color="auto" w:fill="C9C9C9"/>
+          <w:shd w:val="clear" w:color="auto" w:fill="C7C7C7"/>
         </w:rPr>
         <w:t xml:space="preserve">或</w:t>
       </w:r>
@@ -15171,7 +15171,7 @@
         <m:r>
           <w:rPr>
             <w:rFonts w:ascii="Cambria Math" w:hAnsi="Cambria Math" w:cs="Cambria Math"/>
-            <w:shd w:val="clear" w:color="auto" w:fill="C9C9C9"/>
+            <w:shd w:val="clear" w:color="auto" w:fill="C7C7C7"/>
           </w:rPr>
           <m:t>x=−1,y=0</m:t>
         </m:r>
@@ -15180,7 +15180,7 @@
         <w:rPr>
           <w:sz w:val="24"/>
           <w:szCs w:val="24"/>
-          <w:shd w:val="clear" w:color="auto" w:fill="C9C9C9"/>
+          <w:shd w:val="clear" w:color="auto" w:fill="C7C7C7"/>
         </w:rPr>
         <w:t xml:space="preserve">；</w:t>
       </w:r>
@@ -15188,7 +15188,7 @@
         <w:rPr>
           <w:sz w:val="24"/>
           <w:szCs w:val="24"/>
-          <w:shd w:val="clear" w:color="auto" w:fill="C9C9C9"/>
+          <w:shd w:val="clear" w:color="auto" w:fill="C7C7C7"/>
         </w:rPr>
         <w:t xml:space="preserve">(3)</w:t>
       </w:r>
@@ -15196,7 +15196,7 @@
         <m:r>
           <w:rPr>
             <w:rFonts w:ascii="Cambria Math" w:hAnsi="Cambria Math" w:cs="Cambria Math"/>
-            <w:shd w:val="clear" w:color="auto" w:fill="C9C9C9"/>
+            <w:shd w:val="clear" w:color="auto" w:fill="C7C7C7"/>
           </w:rPr>
           <m:t>x=2,y=1</m:t>
         </m:r>
@@ -15222,7 +15222,7 @@
         <w:rPr>
           <w:sz w:val="24"/>
           <w:szCs w:val="24"/>
-          <w:shd w:val="clear" w:color="auto" w:fill="C9C9C9"/>
+          <w:shd w:val="clear" w:color="auto" w:fill="C7C7C7"/>
         </w:rPr>
         <w:t xml:space="preserve">【⁠知⁠识⁠点⁠】</w:t>
       </w:r>
@@ -15623,7 +15623,7 @@
           <w:bCs/>
           <w:sz w:val="24"/>
           <w:szCs w:val="24"/>
-          <w:shd w:val="clear" w:color="auto" w:fill="C9C9C9"/>
+          <w:shd w:val="clear" w:color="auto" w:fill="C7C7C7"/>
         </w:rPr>
         <w:t xml:space="preserve">2.8.5-9．</w:t>
       </w:r>
@@ -15765,7 +15765,7 @@
         <w:rPr>
           <w:sz w:val="24"/>
           <w:szCs w:val="24"/>
-          <w:shd w:val="clear" w:color="auto" w:fill="C9C9C9"/>
+          <w:shd w:val="clear" w:color="auto" w:fill="C7C7C7"/>
         </w:rPr>
         <w:t xml:space="preserve">【⁠答⁠案⁠】</w:t>
       </w:r>
@@ -15800,28 +15800,28 @@
                 <m:r>
                   <w:rPr>
                     <w:rFonts w:ascii="Cambria Math" w:eastAsia="宋体" w:hAnsi="Cambria Math" w:cs="Cambria Math"/>
-                    <w:shd w:val="clear" w:color="auto" w:fill="C9C9C9"/>
+                    <w:shd w:val="clear" w:color="auto" w:fill="C7C7C7"/>
                   </w:rPr>
                   <m:t>x</m:t>
                 </m:r>
                 <m:r>
                   <w:rPr>
                     <w:rFonts w:ascii="Cambria Math" w:eastAsia="宋体" w:hAnsi="Cambria Math" w:cs="Cambria Math"/>
-                    <w:shd w:val="clear" w:color="auto" w:fill="C9C9C9"/>
+                    <w:shd w:val="clear" w:color="auto" w:fill="C7C7C7"/>
                   </w:rPr>
                   <m:t>=</m:t>
                 </m:r>
                 <m:r>
                   <w:rPr>
                     <w:rFonts w:ascii="Cambria Math" w:eastAsia="宋体" w:hAnsi="Cambria Math" w:cs="Cambria Math"/>
-                    <w:shd w:val="clear" w:color="auto" w:fill="C9C9C9"/>
+                    <w:shd w:val="clear" w:color="auto" w:fill="C7C7C7"/>
                   </w:rPr>
                   <m:t>−</m:t>
                 </m:r>
                 <m:r>
                   <w:rPr>
                     <w:rFonts w:ascii="Cambria Math" w:eastAsia="宋体" w:hAnsi="Cambria Math" w:cs="Cambria Math"/>
-                    <w:shd w:val="clear" w:color="auto" w:fill="C9C9C9"/>
+                    <w:shd w:val="clear" w:color="auto" w:fill="C7C7C7"/>
                   </w:rPr>
                   <m:t>2</m:t>
                 </m:r>
@@ -15830,21 +15830,21 @@
                 <m:r>
                   <w:rPr>
                     <w:rFonts w:ascii="Cambria Math" w:eastAsia="宋体" w:hAnsi="Cambria Math" w:cs="Cambria Math"/>
-                    <w:shd w:val="clear" w:color="auto" w:fill="C9C9C9"/>
+                    <w:shd w:val="clear" w:color="auto" w:fill="C7C7C7"/>
                   </w:rPr>
                   <m:t>y</m:t>
                 </m:r>
                 <m:r>
                   <w:rPr>
                     <w:rFonts w:ascii="Cambria Math" w:eastAsia="宋体" w:hAnsi="Cambria Math" w:cs="Cambria Math"/>
-                    <w:shd w:val="clear" w:color="auto" w:fill="C9C9C9"/>
+                    <w:shd w:val="clear" w:color="auto" w:fill="C7C7C7"/>
                   </w:rPr>
                   <m:t>=</m:t>
                 </m:r>
                 <m:r>
                   <w:rPr>
                     <w:rFonts w:ascii="Cambria Math" w:eastAsia="宋体" w:hAnsi="Cambria Math" w:cs="Cambria Math"/>
-                    <w:shd w:val="clear" w:color="auto" w:fill="C9C9C9"/>
+                    <w:shd w:val="clear" w:color="auto" w:fill="C7C7C7"/>
                   </w:rPr>
                   <m:t>2</m:t>
                 </m:r>
@@ -15857,7 +15857,7 @@
         <w:rPr>
           <w:sz w:val="24"/>
           <w:szCs w:val="24"/>
-          <w:shd w:val="clear" w:color="auto" w:fill="C9C9C9"/>
+          <w:shd w:val="clear" w:color="auto" w:fill="C7C7C7"/>
         </w:rPr>
         <w:t xml:space="preserve">或</w:t>
       </w:r>
@@ -15874,21 +15874,21 @@
                 <m:r>
                   <w:rPr>
                     <w:rFonts w:ascii="Cambria Math" w:eastAsia="宋体" w:hAnsi="Cambria Math" w:cs="Cambria Math"/>
-                    <w:shd w:val="clear" w:color="auto" w:fill="C9C9C9"/>
+                    <w:shd w:val="clear" w:color="auto" w:fill="C7C7C7"/>
                   </w:rPr>
                   <m:t>x</m:t>
                 </m:r>
                 <m:r>
                   <w:rPr>
                     <w:rFonts w:ascii="Cambria Math" w:eastAsia="宋体" w:hAnsi="Cambria Math" w:cs="Cambria Math"/>
-                    <w:shd w:val="clear" w:color="auto" w:fill="C9C9C9"/>
+                    <w:shd w:val="clear" w:color="auto" w:fill="C7C7C7"/>
                   </w:rPr>
                   <m:t>=</m:t>
                 </m:r>
                 <m:r>
                   <w:rPr>
                     <w:rFonts w:ascii="Cambria Math" w:eastAsia="宋体" w:hAnsi="Cambria Math" w:cs="Cambria Math"/>
-                    <w:shd w:val="clear" w:color="auto" w:fill="C9C9C9"/>
+                    <w:shd w:val="clear" w:color="auto" w:fill="C7C7C7"/>
                   </w:rPr>
                   <m:t>2</m:t>
                 </m:r>
@@ -15897,28 +15897,28 @@
                 <m:r>
                   <w:rPr>
                     <w:rFonts w:ascii="Cambria Math" w:eastAsia="宋体" w:hAnsi="Cambria Math" w:cs="Cambria Math"/>
-                    <w:shd w:val="clear" w:color="auto" w:fill="C9C9C9"/>
+                    <w:shd w:val="clear" w:color="auto" w:fill="C7C7C7"/>
                   </w:rPr>
                   <m:t>y</m:t>
                 </m:r>
                 <m:r>
                   <w:rPr>
                     <w:rFonts w:ascii="Cambria Math" w:eastAsia="宋体" w:hAnsi="Cambria Math" w:cs="Cambria Math"/>
-                    <w:shd w:val="clear" w:color="auto" w:fill="C9C9C9"/>
+                    <w:shd w:val="clear" w:color="auto" w:fill="C7C7C7"/>
                   </w:rPr>
                   <m:t>=</m:t>
                 </m:r>
                 <m:r>
                   <w:rPr>
                     <w:rFonts w:ascii="Cambria Math" w:eastAsia="宋体" w:hAnsi="Cambria Math" w:cs="Cambria Math"/>
-                    <w:shd w:val="clear" w:color="auto" w:fill="C9C9C9"/>
+                    <w:shd w:val="clear" w:color="auto" w:fill="C7C7C7"/>
                   </w:rPr>
                   <m:t>−</m:t>
                 </m:r>
                 <m:r>
                   <w:rPr>
                     <w:rFonts w:ascii="Cambria Math" w:eastAsia="宋体" w:hAnsi="Cambria Math" w:cs="Cambria Math"/>
-                    <w:shd w:val="clear" w:color="auto" w:fill="C9C9C9"/>
+                    <w:shd w:val="clear" w:color="auto" w:fill="C7C7C7"/>
                   </w:rPr>
                   <m:t>2</m:t>
                 </m:r>
@@ -15948,7 +15948,7 @@
         <w:rPr>
           <w:sz w:val="24"/>
           <w:szCs w:val="24"/>
-          <w:shd w:val="clear" w:color="auto" w:fill="C9C9C9"/>
+          <w:shd w:val="clear" w:color="auto" w:fill="C7C7C7"/>
         </w:rPr>
         <w:t xml:space="preserve">【⁠知⁠识⁠点⁠】</w:t>
       </w:r>
@@ -16577,7 +16577,7 @@
           <w:bCs/>
           <w:sz w:val="24"/>
           <w:szCs w:val="24"/>
-          <w:shd w:val="clear" w:color="auto" w:fill="C9C9C9"/>
+          <w:shd w:val="clear" w:color="auto" w:fill="C7C7C7"/>
         </w:rPr>
         <w:t xml:space="preserve">2.8.6-10．</w:t>
       </w:r>
@@ -16733,7 +16733,7 @@
         <w:rPr>
           <w:sz w:val="24"/>
           <w:szCs w:val="24"/>
-          <w:shd w:val="clear" w:color="auto" w:fill="C9C9C9"/>
+          <w:shd w:val="clear" w:color="auto" w:fill="C7C7C7"/>
         </w:rPr>
         <w:t xml:space="preserve">【⁠答⁠案⁠】</w:t>
       </w:r>
@@ -16758,7 +16758,7 @@
         <w:rPr>
           <w:sz w:val="24"/>
           <w:szCs w:val="24"/>
-          <w:shd w:val="clear" w:color="auto" w:fill="C9C9C9"/>
+          <w:shd w:val="clear" w:color="auto" w:fill="C7C7C7"/>
         </w:rPr>
         <w:t xml:space="preserve">见解析</w:t>
       </w:r>
@@ -16783,7 +16783,7 @@
         <w:rPr>
           <w:sz w:val="24"/>
           <w:szCs w:val="24"/>
-          <w:shd w:val="clear" w:color="auto" w:fill="C9C9C9"/>
+          <w:shd w:val="clear" w:color="auto" w:fill="C7C7C7"/>
         </w:rPr>
         <w:t xml:space="preserve">【⁠知⁠识⁠点⁠】</w:t>
       </w:r>
@@ -17861,7 +17861,7 @@
           <w:bCs/>
           <w:sz w:val="24"/>
           <w:szCs w:val="24"/>
-          <w:shd w:val="clear" w:color="auto" w:fill="C9C9C9"/>
+          <w:shd w:val="clear" w:color="auto" w:fill="C7C7C7"/>
         </w:rPr>
         <w:t xml:space="preserve">2.8.7-11．</w:t>
       </w:r>
@@ -18106,7 +18106,7 @@
         <w:rPr>
           <w:sz w:val="24"/>
           <w:szCs w:val="24"/>
-          <w:shd w:val="clear" w:color="auto" w:fill="C9C9C9"/>
+          <w:shd w:val="clear" w:color="auto" w:fill="C7C7C7"/>
         </w:rPr>
         <w:t xml:space="preserve">【⁠答⁠案⁠】</w:t>
       </w:r>
@@ -18132,7 +18132,7 @@
         <m:r>
           <w:rPr>
             <w:rFonts w:ascii="Cambria Math" w:hAnsi="Cambria Math" w:cs="Cambria Math"/>
-            <w:shd w:val="clear" w:color="auto" w:fill="C9C9C9"/>
+            <w:shd w:val="clear" w:color="auto" w:fill="C7C7C7"/>
           </w:rPr>
           <m:t>x=2,y=3</m:t>
         </m:r>
@@ -18141,7 +18141,7 @@
         <w:rPr>
           <w:sz w:val="24"/>
           <w:szCs w:val="24"/>
-          <w:shd w:val="clear" w:color="auto" w:fill="C9C9C9"/>
+          <w:shd w:val="clear" w:color="auto" w:fill="C7C7C7"/>
         </w:rPr>
         <w:t xml:space="preserve">或</w:t>
       </w:r>
@@ -18149,7 +18149,7 @@
         <m:r>
           <w:rPr>
             <w:rFonts w:ascii="Cambria Math" w:hAnsi="Cambria Math" w:cs="Cambria Math"/>
-            <w:shd w:val="clear" w:color="auto" w:fill="C9C9C9"/>
+            <w:shd w:val="clear" w:color="auto" w:fill="C7C7C7"/>
           </w:rPr>
           <m:t>x=3,y=2</m:t>
         </m:r>
@@ -18175,7 +18175,7 @@
         <w:rPr>
           <w:sz w:val="24"/>
           <w:szCs w:val="24"/>
-          <w:shd w:val="clear" w:color="auto" w:fill="C9C9C9"/>
+          <w:shd w:val="clear" w:color="auto" w:fill="C7C7C7"/>
         </w:rPr>
         <w:t xml:space="preserve">【⁠知⁠识⁠点⁠】</w:t>
       </w:r>
@@ -18352,7 +18352,7 @@
           <w:bCs/>
           <w:sz w:val="24"/>
           <w:szCs w:val="24"/>
-          <w:shd w:val="clear" w:color="auto" w:fill="C9C9C9"/>
+          <w:shd w:val="clear" w:color="auto" w:fill="C7C7C7"/>
         </w:rPr>
         <w:t xml:space="preserve">2.8.8-12．</w:t>
       </w:r>
@@ -18763,7 +18763,7 @@
         <w:rPr>
           <w:sz w:val="24"/>
           <w:szCs w:val="24"/>
-          <w:shd w:val="clear" w:color="auto" w:fill="C9C9C9"/>
+          <w:shd w:val="clear" w:color="auto" w:fill="C7C7C7"/>
         </w:rPr>
         <w:t xml:space="preserve">【⁠答⁠案⁠】</w:t>
       </w:r>
@@ -18789,7 +18789,7 @@
         <w:rPr>
           <w:sz w:val="24"/>
           <w:szCs w:val="24"/>
-          <w:shd w:val="clear" w:color="auto" w:fill="C9C9C9"/>
+          <w:shd w:val="clear" w:color="auto" w:fill="C7C7C7"/>
         </w:rPr>
         <w:t xml:space="preserve">−</w:t>
       </w:r>
@@ -18799,7 +18799,7 @@
             <m:degHide m:val="1"/>
             <m:ctrlPr>
               <w:rPr>
-                <w:shd w:val="clear" w:color="auto" w:fill="C9C9C9"/>
+                <w:shd w:val="clear" w:color="auto" w:fill="C7C7C7"/>
               </w:rPr>
             </m:ctrlPr>
           </m:radPr>
@@ -18808,7 +18808,7 @@
             <m:r>
               <w:rPr>
                 <w:rFonts w:ascii="Cambria Math" w:hAnsi="Cambria Math" w:cs="Cambria Math"/>
-                <w:shd w:val="clear" w:color="auto" w:fill="C9C9C9"/>
+                <w:shd w:val="clear" w:color="auto" w:fill="C7C7C7"/>
               </w:rPr>
               <m:t>5</m:t>
             </m:r>
@@ -18819,7 +18819,7 @@
         <w:rPr>
           <w:sz w:val="24"/>
           <w:szCs w:val="24"/>
-          <w:shd w:val="clear" w:color="auto" w:fill="C9C9C9"/>
+          <w:shd w:val="clear" w:color="auto" w:fill="C7C7C7"/>
         </w:rPr>
         <w:t xml:space="preserve">&lt;m&lt;</w:t>
       </w:r>
@@ -18829,7 +18829,7 @@
             <m:degHide m:val="1"/>
             <m:ctrlPr>
               <w:rPr>
-                <w:shd w:val="clear" w:color="auto" w:fill="C9C9C9"/>
+                <w:shd w:val="clear" w:color="auto" w:fill="C7C7C7"/>
               </w:rPr>
             </m:ctrlPr>
           </m:radPr>
@@ -18838,7 +18838,7 @@
             <m:r>
               <w:rPr>
                 <w:rFonts w:ascii="Cambria Math" w:hAnsi="Cambria Math" w:cs="Cambria Math"/>
-                <w:shd w:val="clear" w:color="auto" w:fill="C9C9C9"/>
+                <w:shd w:val="clear" w:color="auto" w:fill="C7C7C7"/>
               </w:rPr>
               <m:t>5</m:t>
             </m:r>
@@ -18866,7 +18866,7 @@
         <w:rPr>
           <w:sz w:val="24"/>
           <w:szCs w:val="24"/>
-          <w:shd w:val="clear" w:color="auto" w:fill="C9C9C9"/>
+          <w:shd w:val="clear" w:color="auto" w:fill="C7C7C7"/>
         </w:rPr>
         <w:t xml:space="preserve">【⁠知⁠识⁠点⁠】</w:t>
       </w:r>
@@ -19270,7 +19270,7 @@
           <w:bCs/>
           <w:sz w:val="24"/>
           <w:szCs w:val="24"/>
-          <w:shd w:val="clear" w:color="auto" w:fill="C9C9C9"/>
+          <w:shd w:val="clear" w:color="auto" w:fill="C7C7C7"/>
         </w:rPr>
         <w:t xml:space="preserve">2.8.8-13．</w:t>
       </w:r>
@@ -19437,7 +19437,7 @@
         <w:rPr>
           <w:sz w:val="24"/>
           <w:szCs w:val="24"/>
-          <w:shd w:val="clear" w:color="auto" w:fill="C9C9C9"/>
+          <w:shd w:val="clear" w:color="auto" w:fill="C7C7C7"/>
         </w:rPr>
         <w:t xml:space="preserve">【⁠答⁠案⁠】</w:t>
       </w:r>
@@ -19451,7 +19451,7 @@
             <m:r>
               <w:rPr>
                 <w:rFonts w:ascii="Cambria Math" w:eastAsia="宋体" w:hAnsi="Cambria Math" w:cs="Cambria Math"/>
-                <w:shd w:val="clear" w:color="auto" w:fill="C9C9C9"/>
+                <w:shd w:val="clear" w:color="auto" w:fill="C7C7C7"/>
               </w:rPr>
               <m:t>5</m:t>
             </m:r>
@@ -19472,7 +19472,7 @@
         <w:rPr>
           <w:sz w:val="24"/>
           <w:szCs w:val="24"/>
-          <w:shd w:val="clear" w:color="auto" w:fill="C9C9C9"/>
+          <w:shd w:val="clear" w:color="auto" w:fill="C7C7C7"/>
         </w:rPr>
         <w:t xml:space="preserve">【⁠知⁠识⁠点⁠】</w:t>
       </w:r>
